--- a/Проверка команд/Тест Функционал Квартиры.docx
+++ b/Проверка команд/Тест Функционал Квартиры.docx
@@ -1,6 +1,6 @@
 
 <file path=word/document.xml><?xml version="1.0" encoding="utf-8"?>
-<w:document xmlns:wpc="http://schemas.microsoft.com/office/word/2010/wordprocessingCanvas" xmlns:cx="http://schemas.microsoft.com/office/drawing/2014/chartex" xmlns:cx1="http://schemas.microsoft.com/office/drawing/2015/9/8/chartex" xmlns:cx2="http://schemas.microsoft.com/office/drawing/2015/10/21/chartex" xmlns:cx3="http://schemas.microsoft.com/office/drawing/2016/5/9/chartex" xmlns:cx4="http://schemas.microsoft.com/office/drawing/2016/5/10/chartex" xmlns:cx5="http://schemas.microsoft.com/office/drawing/2016/5/11/chartex" xmlns:cx6="http://schemas.microsoft.com/office/drawing/2016/5/12/chartex" xmlns:cx7="http://schemas.microsoft.com/office/drawing/2016/5/13/chartex" xmlns:cx8="http://schemas.microsoft.com/office/drawing/2016/5/14/chartex" xmlns:mc="http://schemas.openxmlformats.org/markup-compatibility/2006" xmlns:aink="http://schemas.microsoft.com/office/drawing/2016/ink" xmlns:am3d="http://schemas.microsoft.com/office/drawing/2017/model3d" xmlns:o="urn:schemas-microsoft-com:office:office" xmlns:r="http://schemas.openxmlformats.org/officeDocument/2006/relationships" xmlns:m="http://schemas.openxmlformats.org/officeDocument/2006/math" xmlns:v="urn:schemas-microsoft-com:vml" xmlns:wp14="http://schemas.microsoft.com/office/word/2010/wordprocessingDrawing" xmlns:wp="http://schemas.openxmlformats.org/drawingml/2006/wordprocessingDrawing" xmlns:w10="urn:schemas-microsoft-com:office:word" xmlns:w="http://schemas.openxmlformats.org/wordprocessingml/2006/main" xmlns:w14="http://schemas.microsoft.com/office/word/2010/wordml" xmlns:w15="http://schemas.microsoft.com/office/word/2012/wordml" xmlns:w16cex="http://schemas.microsoft.com/office/word/2018/wordml/cex" xmlns:w16cid="http://schemas.microsoft.com/office/word/2016/wordml/cid" xmlns:w16="http://schemas.microsoft.com/office/word/2018/wordml" xmlns:w16sdtdh="http://schemas.microsoft.com/office/word/2020/wordml/sdtdatahash" xmlns:w16se="http://schemas.microsoft.com/office/word/2015/wordml/symex" xmlns:wpg="http://schemas.microsoft.com/office/word/2010/wordprocessingGroup" xmlns:wpi="http://schemas.microsoft.com/office/word/2010/wordprocessingInk" xmlns:wne="http://schemas.microsoft.com/office/word/2006/wordml" xmlns:wps="http://schemas.microsoft.com/office/word/2010/wordprocessingShape" mc:Ignorable="w14 w15 w16se w16cid w16 w16cex w16sdtdh wp14">
+<w:document xmlns:wpc="http://schemas.microsoft.com/office/word/2010/wordprocessingCanvas" xmlns:cx="http://schemas.microsoft.com/office/drawing/2014/chartex" xmlns:cx1="http://schemas.microsoft.com/office/drawing/2015/9/8/chartex" xmlns:cx2="http://schemas.microsoft.com/office/drawing/2015/10/21/chartex" xmlns:cx3="http://schemas.microsoft.com/office/drawing/2016/5/9/chartex" xmlns:cx4="http://schemas.microsoft.com/office/drawing/2016/5/10/chartex" xmlns:cx5="http://schemas.microsoft.com/office/drawing/2016/5/11/chartex" xmlns:cx6="http://schemas.microsoft.com/office/drawing/2016/5/12/chartex" xmlns:cx7="http://schemas.microsoft.com/office/drawing/2016/5/13/chartex" xmlns:cx8="http://schemas.microsoft.com/office/drawing/2016/5/14/chartex" xmlns:mc="http://schemas.openxmlformats.org/markup-compatibility/2006" xmlns:aink="http://schemas.microsoft.com/office/drawing/2016/ink" xmlns:am3d="http://schemas.microsoft.com/office/drawing/2017/model3d" xmlns:o="urn:schemas-microsoft-com:office:office" xmlns:oel="http://schemas.microsoft.com/office/2019/extlst" xmlns:r="http://schemas.openxmlformats.org/officeDocument/2006/relationships" xmlns:m="http://schemas.openxmlformats.org/officeDocument/2006/math" xmlns:v="urn:schemas-microsoft-com:vml" xmlns:wp14="http://schemas.microsoft.com/office/word/2010/wordprocessingDrawing" xmlns:wp="http://schemas.openxmlformats.org/drawingml/2006/wordprocessingDrawing" xmlns:w10="urn:schemas-microsoft-com:office:word" xmlns:w="http://schemas.openxmlformats.org/wordprocessingml/2006/main" xmlns:w14="http://schemas.microsoft.com/office/word/2010/wordml" xmlns:w15="http://schemas.microsoft.com/office/word/2012/wordml" xmlns:w16cex="http://schemas.microsoft.com/office/word/2018/wordml/cex" xmlns:w16cid="http://schemas.microsoft.com/office/word/2016/wordml/cid" xmlns:w16="http://schemas.microsoft.com/office/word/2018/wordml" xmlns:w16du="http://schemas.microsoft.com/office/word/2023/wordml/word16du" xmlns:w16sdtdh="http://schemas.microsoft.com/office/word/2020/wordml/sdtdatahash" xmlns:w16sdtfl="http://schemas.microsoft.com/office/word/2024/wordml/sdtformatlock" xmlns:w16se="http://schemas.microsoft.com/office/word/2015/wordml/symex" xmlns:wpg="http://schemas.microsoft.com/office/word/2010/wordprocessingGroup" xmlns:wpi="http://schemas.microsoft.com/office/word/2010/wordprocessingInk" xmlns:wne="http://schemas.microsoft.com/office/word/2006/wordml" xmlns:wps="http://schemas.microsoft.com/office/word/2010/wordprocessingShape" mc:Ignorable="w14 w15 w16se w16cid w16 w16cex w16sdtdh w16sdtfl w16du wp14">
   <w:body>
     <w:p>
       <w:pPr>
@@ -1099,7 +1099,6 @@
           <w:docPartUnique/>
         </w:docPartObj>
       </w:sdtPr>
-      <w:sdtEndPr/>
       <w:sdtContent>
         <w:p>
           <w:pPr>
@@ -2548,6 +2547,7 @@
               </w:rPr>
               <w:t xml:space="preserve">, </w:t>
             </w:r>
+            <w:proofErr w:type="gramStart"/>
             <w:r>
               <w:rPr>
                 <w:color w:val="243138"/>
@@ -2563,7 +2563,17 @@
                 <w:sz w:val="20"/>
                 <w:lang w:val="ru-RU"/>
               </w:rPr>
-              <w:t>,...).</w:t>
+              <w:t>,...</w:t>
+            </w:r>
+            <w:proofErr w:type="gramEnd"/>
+            <w:r>
+              <w:rPr>
+                <w:color w:val="243138"/>
+                <w:spacing w:val="-2"/>
+                <w:sz w:val="20"/>
+                <w:lang w:val="ru-RU"/>
+              </w:rPr>
+              <w:t>).</w:t>
             </w:r>
           </w:p>
         </w:tc>
@@ -9318,6 +9328,8 @@
               <w:spacing w:before="107" w:line="344" w:lineRule="exact"/>
               <w:ind w:left="392" w:right="315" w:hanging="180"/>
               <w:rPr>
+                <w:color w:val="243138"/>
+                <w:spacing w:val="-2"/>
                 <w:sz w:val="20"/>
               </w:rPr>
             </w:pPr>
@@ -9379,9 +9391,1687 @@
     </w:p>
     <w:p>
       <w:pPr>
-        <w:pStyle w:val="a3"/>
         <w:rPr>
           <w:b/>
+          <w:sz w:val="20"/>
+          <w:szCs w:val="20"/>
+        </w:rPr>
+      </w:pPr>
+      <w:r>
+        <w:rPr>
+          <w:b/>
+        </w:rPr>
+        <w:br w:type="page"/>
+      </w:r>
+    </w:p>
+    <w:tbl>
+      <w:tblPr>
+        <w:tblStyle w:val="TableNormal"/>
+        <w:tblpPr w:leftFromText="180" w:rightFromText="180" w:vertAnchor="text" w:tblpY="1"/>
+        <w:tblOverlap w:val="never"/>
+        <w:tblW w:w="10216" w:type="dxa"/>
+        <w:tblLayout w:type="fixed"/>
+        <w:tblLook w:val="01E0" w:firstRow="1" w:lastRow="1" w:firstColumn="1" w:lastColumn="1" w:noHBand="0" w:noVBand="0"/>
+      </w:tblPr>
+      <w:tblGrid>
+        <w:gridCol w:w="1435"/>
+        <w:gridCol w:w="4378"/>
+        <w:gridCol w:w="16"/>
+        <w:gridCol w:w="1984"/>
+        <w:gridCol w:w="16"/>
+        <w:gridCol w:w="2387"/>
+      </w:tblGrid>
+      <w:tr>
+        <w:trPr>
+          <w:trHeight w:val="1025"/>
+        </w:trPr>
+        <w:tc>
+          <w:tcPr>
+            <w:tcW w:w="1435" w:type="dxa"/>
+            <w:shd w:val="clear" w:color="auto" w:fill="139CBB"/>
+          </w:tcPr>
+          <w:p>
+            <w:pPr>
+              <w:pStyle w:val="TableParagraph"/>
+              <w:spacing w:before="169" w:line="223" w:lineRule="auto"/>
+              <w:ind w:left="484" w:right="229" w:hanging="130"/>
+              <w:rPr>
+                <w:b/>
+                <w:sz w:val="20"/>
+              </w:rPr>
+            </w:pPr>
+            <w:r>
+              <w:rPr>
+                <w:b/>
+                <w:color w:val="FFFFFF"/>
+                <w:sz w:val="20"/>
+              </w:rPr>
+              <w:lastRenderedPageBreak/>
+              <w:t>№</w:t>
+            </w:r>
+            <w:r>
+              <w:rPr>
+                <w:b/>
+                <w:color w:val="FFFFFF"/>
+                <w:spacing w:val="-15"/>
+                <w:sz w:val="20"/>
+              </w:rPr>
+              <w:t xml:space="preserve"> </w:t>
+            </w:r>
+            <w:r>
+              <w:rPr>
+                <w:b/>
+                <w:color w:val="FFFFFF"/>
+                <w:sz w:val="20"/>
+              </w:rPr>
+              <w:t xml:space="preserve">Тест- </w:t>
+            </w:r>
+            <w:r>
+              <w:rPr>
+                <w:b/>
+                <w:color w:val="FFFFFF"/>
+                <w:spacing w:val="-2"/>
+                <w:sz w:val="20"/>
+              </w:rPr>
+              <w:t>кейса</w:t>
+            </w:r>
+          </w:p>
+        </w:tc>
+        <w:tc>
+          <w:tcPr>
+            <w:tcW w:w="4378" w:type="dxa"/>
+            <w:shd w:val="clear" w:color="auto" w:fill="139CBB"/>
+          </w:tcPr>
+          <w:p>
+            <w:pPr>
+              <w:pStyle w:val="TableParagraph"/>
+              <w:spacing w:before="321"/>
+              <w:ind w:left="1349"/>
+              <w:rPr>
+                <w:b/>
+                <w:sz w:val="20"/>
+              </w:rPr>
+            </w:pPr>
+            <w:r>
+              <w:rPr>
+                <w:b/>
+                <w:color w:val="FFFFFF"/>
+                <w:sz w:val="20"/>
+              </w:rPr>
+              <w:t>Название</w:t>
+            </w:r>
+            <w:r>
+              <w:rPr>
+                <w:b/>
+                <w:color w:val="FFFFFF"/>
+                <w:spacing w:val="-13"/>
+                <w:sz w:val="20"/>
+              </w:rPr>
+              <w:t xml:space="preserve"> </w:t>
+            </w:r>
+            <w:r>
+              <w:rPr>
+                <w:b/>
+                <w:color w:val="FFFFFF"/>
+                <w:spacing w:val="-2"/>
+                <w:sz w:val="20"/>
+              </w:rPr>
+              <w:t>проверки</w:t>
+            </w:r>
+          </w:p>
+        </w:tc>
+        <w:tc>
+          <w:tcPr>
+            <w:tcW w:w="2016" w:type="dxa"/>
+            <w:gridSpan w:val="3"/>
+            <w:shd w:val="clear" w:color="auto" w:fill="139CBB"/>
+          </w:tcPr>
+          <w:p>
+            <w:pPr>
+              <w:pStyle w:val="TableParagraph"/>
+              <w:spacing w:before="321"/>
+              <w:ind w:left="417"/>
+              <w:rPr>
+                <w:b/>
+                <w:sz w:val="20"/>
+              </w:rPr>
+            </w:pPr>
+            <w:r>
+              <w:rPr>
+                <w:b/>
+                <w:color w:val="FFFFFF"/>
+                <w:spacing w:val="-2"/>
+                <w:sz w:val="20"/>
+              </w:rPr>
+              <w:t>Результат</w:t>
+            </w:r>
+          </w:p>
+        </w:tc>
+        <w:tc>
+          <w:tcPr>
+            <w:tcW w:w="2387" w:type="dxa"/>
+            <w:shd w:val="clear" w:color="auto" w:fill="139CBB"/>
+          </w:tcPr>
+          <w:p>
+            <w:pPr>
+              <w:pStyle w:val="TableParagraph"/>
+              <w:spacing w:before="169" w:line="223" w:lineRule="auto"/>
+              <w:ind w:left="321" w:firstLine="115"/>
+              <w:rPr>
+                <w:b/>
+                <w:sz w:val="20"/>
+              </w:rPr>
+            </w:pPr>
+            <w:r>
+              <w:rPr>
+                <w:b/>
+                <w:color w:val="FFFFFF"/>
+                <w:sz w:val="20"/>
+              </w:rPr>
+              <w:t xml:space="preserve">Замечания и </w:t>
+            </w:r>
+            <w:r>
+              <w:rPr>
+                <w:b/>
+                <w:color w:val="FFFFFF"/>
+                <w:spacing w:val="-2"/>
+                <w:sz w:val="20"/>
+              </w:rPr>
+              <w:t>рекомендации</w:t>
+            </w:r>
+          </w:p>
+        </w:tc>
+      </w:tr>
+      <w:tr>
+        <w:trPr>
+          <w:trHeight w:val="1251"/>
+        </w:trPr>
+        <w:tc>
+          <w:tcPr>
+            <w:tcW w:w="1435" w:type="dxa"/>
+            <w:shd w:val="clear" w:color="auto" w:fill="DAEDF3"/>
+          </w:tcPr>
+          <w:p>
+            <w:pPr>
+              <w:pStyle w:val="TableParagraph"/>
+              <w:rPr>
+                <w:rFonts w:ascii="Times New Roman"/>
+                <w:sz w:val="20"/>
+              </w:rPr>
+            </w:pPr>
+          </w:p>
+        </w:tc>
+        <w:tc>
+          <w:tcPr>
+            <w:tcW w:w="6394" w:type="dxa"/>
+            <w:gridSpan w:val="4"/>
+            <w:shd w:val="clear" w:color="auto" w:fill="DAEDF3"/>
+          </w:tcPr>
+          <w:p>
+            <w:pPr>
+              <w:pStyle w:val="TableParagraph"/>
+              <w:spacing w:before="247"/>
+              <w:ind w:left="991"/>
+              <w:jc w:val="center"/>
+              <w:rPr>
+                <w:b/>
+                <w:color w:val="243138"/>
+                <w:lang w:val="ru-RU"/>
+              </w:rPr>
+            </w:pPr>
+            <w:r>
+              <w:rPr>
+                <w:b/>
+                <w:color w:val="243138"/>
+                <w:lang w:val="ru-RU"/>
+              </w:rPr>
+              <w:t>Требования к функциональным характеристикам для арендодателя</w:t>
+            </w:r>
+          </w:p>
+        </w:tc>
+        <w:tc>
+          <w:tcPr>
+            <w:tcW w:w="2387" w:type="dxa"/>
+            <w:shd w:val="clear" w:color="auto" w:fill="DAEDF3"/>
+          </w:tcPr>
+          <w:p>
+            <w:pPr>
+              <w:pStyle w:val="TableParagraph"/>
+              <w:rPr>
+                <w:rFonts w:ascii="Times New Roman"/>
+                <w:sz w:val="20"/>
+                <w:lang w:val="ru-RU"/>
+              </w:rPr>
+            </w:pPr>
+          </w:p>
+        </w:tc>
+      </w:tr>
+      <w:tr>
+        <w:trPr>
+          <w:trHeight w:val="1024"/>
+        </w:trPr>
+        <w:tc>
+          <w:tcPr>
+            <w:tcW w:w="1435" w:type="dxa"/>
+          </w:tcPr>
+          <w:p>
+            <w:pPr>
+              <w:pStyle w:val="TableParagraph"/>
+              <w:spacing w:before="321"/>
+              <w:ind w:right="568"/>
+              <w:jc w:val="right"/>
+              <w:rPr>
+                <w:b/>
+                <w:sz w:val="20"/>
+                <w:lang w:val="ru-RU"/>
+              </w:rPr>
+            </w:pPr>
+            <w:r>
+              <w:rPr>
+                <w:b/>
+                <w:spacing w:val="-5"/>
+                <w:sz w:val="20"/>
+                <w:lang w:val="ru-RU"/>
+              </w:rPr>
+              <w:t>51</w:t>
+            </w:r>
+          </w:p>
+        </w:tc>
+        <w:tc>
+          <w:tcPr>
+            <w:tcW w:w="4378" w:type="dxa"/>
+          </w:tcPr>
+          <w:p>
+            <w:pPr>
+              <w:pStyle w:val="TableParagraph"/>
+              <w:spacing w:before="326"/>
+              <w:ind w:left="233"/>
+              <w:rPr>
+                <w:sz w:val="20"/>
+                <w:lang w:val="ru-RU"/>
+              </w:rPr>
+            </w:pPr>
+            <w:r>
+              <w:rPr>
+                <w:color w:val="243138"/>
+                <w:sz w:val="20"/>
+                <w:lang w:val="ru-RU"/>
+              </w:rPr>
+              <w:t>Регистрация аккаунта и авторизация в системе.</w:t>
+            </w:r>
+          </w:p>
+        </w:tc>
+        <w:tc>
+          <w:tcPr>
+            <w:tcW w:w="2016" w:type="dxa"/>
+            <w:gridSpan w:val="3"/>
+          </w:tcPr>
+          <w:p>
+            <w:pPr>
+              <w:pStyle w:val="TableParagraph"/>
+              <w:spacing w:before="172" w:line="223" w:lineRule="auto"/>
+              <w:ind w:left="343" w:right="313" w:hanging="180"/>
+              <w:rPr>
+                <w:sz w:val="20"/>
+                <w:lang w:val="ru-RU"/>
+              </w:rPr>
+            </w:pPr>
+            <w:r>
+              <w:rPr>
+                <w:color w:val="00B050"/>
+                <w:sz w:val="20"/>
+                <w:lang w:val="ru-RU"/>
+              </w:rPr>
+              <w:t>Положительно</w:t>
+            </w:r>
+          </w:p>
+        </w:tc>
+        <w:tc>
+          <w:tcPr>
+            <w:tcW w:w="2387" w:type="dxa"/>
+          </w:tcPr>
+          <w:p>
+            <w:pPr>
+              <w:pStyle w:val="TableParagraph"/>
+              <w:rPr>
+                <w:rFonts w:ascii="Times New Roman"/>
+                <w:sz w:val="20"/>
+                <w:lang w:val="ru-RU"/>
+              </w:rPr>
+            </w:pPr>
+          </w:p>
+        </w:tc>
+      </w:tr>
+      <w:tr>
+        <w:trPr>
+          <w:trHeight w:val="1106"/>
+        </w:trPr>
+        <w:tc>
+          <w:tcPr>
+            <w:tcW w:w="1435" w:type="dxa"/>
+            <w:shd w:val="clear" w:color="auto" w:fill="F1F1F1"/>
+          </w:tcPr>
+          <w:p>
+            <w:pPr>
+              <w:pStyle w:val="TableParagraph"/>
+              <w:spacing w:before="362"/>
+              <w:ind w:right="568"/>
+              <w:jc w:val="right"/>
+              <w:rPr>
+                <w:b/>
+                <w:sz w:val="20"/>
+                <w:lang w:val="ru-RU"/>
+              </w:rPr>
+            </w:pPr>
+            <w:r>
+              <w:rPr>
+                <w:b/>
+                <w:spacing w:val="-5"/>
+                <w:sz w:val="20"/>
+                <w:lang w:val="ru-RU"/>
+              </w:rPr>
+              <w:t>52</w:t>
+            </w:r>
+          </w:p>
+        </w:tc>
+        <w:tc>
+          <w:tcPr>
+            <w:tcW w:w="4378" w:type="dxa"/>
+            <w:shd w:val="clear" w:color="auto" w:fill="F1F1F1"/>
+          </w:tcPr>
+          <w:p>
+            <w:pPr>
+              <w:pStyle w:val="TableParagraph"/>
+              <w:spacing w:before="212" w:line="223" w:lineRule="auto"/>
+              <w:ind w:left="233" w:right="96"/>
+              <w:rPr>
+                <w:sz w:val="20"/>
+                <w:lang w:val="ru-RU"/>
+              </w:rPr>
+            </w:pPr>
+            <w:r>
+              <w:rPr>
+                <w:color w:val="243138"/>
+                <w:sz w:val="20"/>
+                <w:lang w:val="ru-RU"/>
+              </w:rPr>
+              <w:t>Просмотр и фильтрация объявлений квартир</w:t>
+            </w:r>
+            <w:r>
+              <w:rPr>
+                <w:color w:val="243138"/>
+                <w:sz w:val="20"/>
+                <w:lang w:val="ru-RU"/>
+              </w:rPr>
+              <w:t>.</w:t>
+            </w:r>
+          </w:p>
+        </w:tc>
+        <w:tc>
+          <w:tcPr>
+            <w:tcW w:w="2016" w:type="dxa"/>
+            <w:gridSpan w:val="3"/>
+            <w:shd w:val="clear" w:color="auto" w:fill="F1F1F1"/>
+          </w:tcPr>
+          <w:p>
+            <w:pPr>
+              <w:pStyle w:val="TableParagraph"/>
+              <w:spacing w:before="212" w:line="223" w:lineRule="auto"/>
+              <w:ind w:left="343" w:right="313" w:hanging="180"/>
+              <w:rPr>
+                <w:sz w:val="20"/>
+              </w:rPr>
+            </w:pPr>
+            <w:r>
+              <w:rPr>
+                <w:color w:val="00B050"/>
+                <w:sz w:val="20"/>
+                <w:lang w:val="ru-RU"/>
+              </w:rPr>
+              <w:t>Положительно</w:t>
+            </w:r>
+          </w:p>
+        </w:tc>
+        <w:tc>
+          <w:tcPr>
+            <w:tcW w:w="2387" w:type="dxa"/>
+            <w:shd w:val="clear" w:color="auto" w:fill="F1F1F1"/>
+          </w:tcPr>
+          <w:p>
+            <w:pPr>
+              <w:pStyle w:val="TableParagraph"/>
+              <w:rPr>
+                <w:rFonts w:ascii="Times New Roman"/>
+                <w:sz w:val="20"/>
+              </w:rPr>
+            </w:pPr>
+          </w:p>
+        </w:tc>
+      </w:tr>
+      <w:tr>
+        <w:trPr>
+          <w:trHeight w:val="1156"/>
+        </w:trPr>
+        <w:tc>
+          <w:tcPr>
+            <w:tcW w:w="1435" w:type="dxa"/>
+          </w:tcPr>
+          <w:p>
+            <w:pPr>
+              <w:pStyle w:val="TableParagraph"/>
+              <w:spacing w:before="123"/>
+              <w:ind w:right="568"/>
+              <w:rPr>
+                <w:b/>
+                <w:sz w:val="20"/>
+              </w:rPr>
+            </w:pPr>
+          </w:p>
+          <w:p>
+            <w:pPr>
+              <w:pStyle w:val="TableParagraph"/>
+              <w:ind w:right="568"/>
+              <w:jc w:val="right"/>
+              <w:rPr>
+                <w:b/>
+                <w:sz w:val="20"/>
+                <w:lang w:val="ru-RU"/>
+              </w:rPr>
+            </w:pPr>
+            <w:r>
+              <w:rPr>
+                <w:b/>
+                <w:spacing w:val="-5"/>
+                <w:sz w:val="20"/>
+                <w:lang w:val="ru-RU"/>
+              </w:rPr>
+              <w:t>53</w:t>
+            </w:r>
+          </w:p>
+        </w:tc>
+        <w:tc>
+          <w:tcPr>
+            <w:tcW w:w="4378" w:type="dxa"/>
+          </w:tcPr>
+          <w:p>
+            <w:pPr>
+              <w:pStyle w:val="TableParagraph"/>
+              <w:spacing w:before="104" w:line="344" w:lineRule="exact"/>
+              <w:ind w:left="233" w:right="96"/>
+              <w:rPr>
+                <w:sz w:val="20"/>
+                <w:lang w:val="ru-RU"/>
+              </w:rPr>
+            </w:pPr>
+            <w:r>
+              <w:rPr>
+                <w:color w:val="243138"/>
+                <w:sz w:val="20"/>
+                <w:lang w:val="ru-RU"/>
+              </w:rPr>
+              <w:t>Добавление квартир, редактирование данных</w:t>
+            </w:r>
+            <w:r>
+              <w:rPr>
+                <w:color w:val="243138"/>
+                <w:sz w:val="20"/>
+                <w:lang w:val="ru-RU"/>
+              </w:rPr>
+              <w:t>.</w:t>
+            </w:r>
+          </w:p>
+        </w:tc>
+        <w:tc>
+          <w:tcPr>
+            <w:tcW w:w="2016" w:type="dxa"/>
+            <w:gridSpan w:val="3"/>
+          </w:tcPr>
+          <w:p>
+            <w:pPr>
+              <w:pStyle w:val="TableParagraph"/>
+              <w:spacing w:before="345" w:line="223" w:lineRule="auto"/>
+              <w:ind w:left="343" w:right="313" w:hanging="180"/>
+              <w:rPr>
+                <w:sz w:val="20"/>
+              </w:rPr>
+            </w:pPr>
+            <w:r>
+              <w:rPr>
+                <w:color w:val="00B050"/>
+                <w:sz w:val="20"/>
+                <w:lang w:val="ru-RU"/>
+              </w:rPr>
+              <w:t>Положительно</w:t>
+            </w:r>
+          </w:p>
+        </w:tc>
+        <w:tc>
+          <w:tcPr>
+            <w:tcW w:w="2387" w:type="dxa"/>
+          </w:tcPr>
+          <w:p>
+            <w:pPr>
+              <w:pStyle w:val="TableParagraph"/>
+              <w:rPr>
+                <w:rFonts w:ascii="Times New Roman"/>
+                <w:sz w:val="20"/>
+                <w:lang w:val="ru-RU"/>
+              </w:rPr>
+            </w:pPr>
+            <w:r>
+              <w:rPr>
+                <w:rFonts w:ascii="Times New Roman"/>
+                <w:sz w:val="20"/>
+                <w:lang w:val="ru-RU"/>
+              </w:rPr>
+              <w:t>Можно</w:t>
+            </w:r>
+            <w:r>
+              <w:rPr>
+                <w:rFonts w:ascii="Times New Roman"/>
+                <w:sz w:val="20"/>
+                <w:lang w:val="ru-RU"/>
+              </w:rPr>
+              <w:t xml:space="preserve"> </w:t>
+            </w:r>
+            <w:r>
+              <w:rPr>
+                <w:rFonts w:ascii="Times New Roman"/>
+                <w:sz w:val="20"/>
+                <w:lang w:val="ru-RU"/>
+              </w:rPr>
+              <w:t>ввести</w:t>
+            </w:r>
+            <w:r>
+              <w:rPr>
+                <w:rFonts w:ascii="Times New Roman"/>
+                <w:sz w:val="20"/>
+                <w:lang w:val="ru-RU"/>
+              </w:rPr>
+              <w:t xml:space="preserve"> </w:t>
+            </w:r>
+            <w:r>
+              <w:rPr>
+                <w:rFonts w:ascii="Times New Roman"/>
+                <w:sz w:val="20"/>
+                <w:lang w:val="ru-RU"/>
+              </w:rPr>
+              <w:t>некорректные</w:t>
+            </w:r>
+            <w:r>
+              <w:rPr>
+                <w:rFonts w:ascii="Times New Roman"/>
+                <w:sz w:val="20"/>
+                <w:lang w:val="ru-RU"/>
+              </w:rPr>
+              <w:t xml:space="preserve"> </w:t>
+            </w:r>
+            <w:r>
+              <w:rPr>
+                <w:rFonts w:ascii="Times New Roman"/>
+                <w:sz w:val="20"/>
+                <w:lang w:val="ru-RU"/>
+              </w:rPr>
+              <w:t>значения</w:t>
+            </w:r>
+            <w:r>
+              <w:rPr>
+                <w:rFonts w:ascii="Times New Roman"/>
+                <w:sz w:val="20"/>
+                <w:lang w:val="ru-RU"/>
+              </w:rPr>
+              <w:t xml:space="preserve">, </w:t>
+            </w:r>
+            <w:r>
+              <w:rPr>
+                <w:rFonts w:ascii="Times New Roman"/>
+                <w:sz w:val="20"/>
+                <w:lang w:val="ru-RU"/>
+              </w:rPr>
+              <w:t>например</w:t>
+            </w:r>
+            <w:r>
+              <w:rPr>
+                <w:rFonts w:ascii="Times New Roman"/>
+                <w:sz w:val="20"/>
+                <w:lang w:val="ru-RU"/>
+              </w:rPr>
+              <w:t xml:space="preserve"> </w:t>
+            </w:r>
+            <w:r>
+              <w:rPr>
+                <w:rFonts w:ascii="Times New Roman"/>
+                <w:sz w:val="20"/>
+                <w:lang w:val="ru-RU"/>
+              </w:rPr>
+              <w:t>номер</w:t>
+            </w:r>
+            <w:r>
+              <w:rPr>
+                <w:rFonts w:ascii="Times New Roman"/>
+                <w:sz w:val="20"/>
+                <w:lang w:val="ru-RU"/>
+              </w:rPr>
+              <w:t xml:space="preserve"> </w:t>
+            </w:r>
+            <w:r>
+              <w:rPr>
+                <w:rFonts w:ascii="Times New Roman"/>
+                <w:sz w:val="20"/>
+                <w:lang w:val="ru-RU"/>
+              </w:rPr>
+              <w:t>этажа</w:t>
+            </w:r>
+            <w:r>
+              <w:rPr>
+                <w:rFonts w:ascii="Times New Roman"/>
+                <w:sz w:val="20"/>
+                <w:lang w:val="ru-RU"/>
+              </w:rPr>
+              <w:t xml:space="preserve"> 5, </w:t>
+            </w:r>
+            <w:r>
+              <w:rPr>
+                <w:rFonts w:ascii="Times New Roman"/>
+                <w:sz w:val="20"/>
+                <w:lang w:val="ru-RU"/>
+              </w:rPr>
+              <w:t>а</w:t>
+            </w:r>
+            <w:r>
+              <w:rPr>
+                <w:rFonts w:ascii="Times New Roman"/>
+                <w:sz w:val="20"/>
+                <w:lang w:val="ru-RU"/>
+              </w:rPr>
+              <w:t xml:space="preserve"> </w:t>
+            </w:r>
+            <w:r>
+              <w:rPr>
+                <w:rFonts w:ascii="Times New Roman"/>
+                <w:sz w:val="20"/>
+                <w:lang w:val="ru-RU"/>
+              </w:rPr>
+              <w:t>этажей</w:t>
+            </w:r>
+            <w:r>
+              <w:rPr>
+                <w:rFonts w:ascii="Times New Roman"/>
+                <w:sz w:val="20"/>
+                <w:lang w:val="ru-RU"/>
+              </w:rPr>
+              <w:t xml:space="preserve"> </w:t>
+            </w:r>
+            <w:r>
+              <w:rPr>
+                <w:rFonts w:ascii="Times New Roman"/>
+                <w:sz w:val="20"/>
+                <w:lang w:val="ru-RU"/>
+              </w:rPr>
+              <w:t>в</w:t>
+            </w:r>
+            <w:r>
+              <w:rPr>
+                <w:rFonts w:ascii="Times New Roman"/>
+                <w:sz w:val="20"/>
+                <w:lang w:val="ru-RU"/>
+              </w:rPr>
+              <w:t xml:space="preserve"> </w:t>
+            </w:r>
+            <w:r>
+              <w:rPr>
+                <w:rFonts w:ascii="Times New Roman"/>
+                <w:sz w:val="20"/>
+                <w:lang w:val="ru-RU"/>
+              </w:rPr>
+              <w:t>доме</w:t>
+            </w:r>
+            <w:r>
+              <w:rPr>
+                <w:rFonts w:ascii="Times New Roman"/>
+                <w:sz w:val="20"/>
+                <w:lang w:val="ru-RU"/>
+              </w:rPr>
+              <w:t xml:space="preserve"> 3.</w:t>
+            </w:r>
+          </w:p>
+        </w:tc>
+      </w:tr>
+      <w:tr>
+        <w:trPr>
+          <w:trHeight w:val="1252"/>
+        </w:trPr>
+        <w:tc>
+          <w:tcPr>
+            <w:tcW w:w="1435" w:type="dxa"/>
+            <w:shd w:val="clear" w:color="auto" w:fill="F2F2F2" w:themeFill="background1" w:themeFillShade="F2"/>
+            <w:vAlign w:val="center"/>
+          </w:tcPr>
+          <w:p>
+            <w:pPr>
+              <w:pStyle w:val="TableParagraph"/>
+              <w:spacing w:before="123"/>
+              <w:ind w:right="568"/>
+              <w:jc w:val="right"/>
+              <w:rPr>
+                <w:b/>
+                <w:sz w:val="20"/>
+                <w:lang w:val="ru-RU"/>
+              </w:rPr>
+            </w:pPr>
+            <w:r>
+              <w:rPr>
+                <w:b/>
+                <w:sz w:val="20"/>
+                <w:lang w:val="ru-RU"/>
+              </w:rPr>
+              <w:t>54</w:t>
+            </w:r>
+          </w:p>
+        </w:tc>
+        <w:tc>
+          <w:tcPr>
+            <w:tcW w:w="4378" w:type="dxa"/>
+            <w:shd w:val="clear" w:color="auto" w:fill="F2F2F2" w:themeFill="background1" w:themeFillShade="F2"/>
+          </w:tcPr>
+          <w:p>
+            <w:pPr>
+              <w:pStyle w:val="TableParagraph"/>
+              <w:spacing w:before="104" w:line="344" w:lineRule="exact"/>
+              <w:ind w:left="233" w:right="96"/>
+              <w:rPr>
+                <w:color w:val="000000" w:themeColor="text1"/>
+                <w:sz w:val="20"/>
+                <w:lang w:val="ru-RU"/>
+              </w:rPr>
+            </w:pPr>
+            <w:r>
+              <w:rPr>
+                <w:color w:val="000000" w:themeColor="text1"/>
+                <w:sz w:val="20"/>
+                <w:lang w:val="ru-RU"/>
+              </w:rPr>
+              <w:t>Просмотр бронирований в личном кабинете</w:t>
+            </w:r>
+          </w:p>
+        </w:tc>
+        <w:tc>
+          <w:tcPr>
+            <w:tcW w:w="2016" w:type="dxa"/>
+            <w:gridSpan w:val="3"/>
+            <w:shd w:val="clear" w:color="auto" w:fill="F2F2F2" w:themeFill="background1" w:themeFillShade="F2"/>
+          </w:tcPr>
+          <w:p>
+            <w:pPr>
+              <w:pStyle w:val="TableParagraph"/>
+              <w:spacing w:before="345" w:line="223" w:lineRule="auto"/>
+              <w:ind w:left="343" w:right="313" w:hanging="180"/>
+              <w:rPr>
+                <w:color w:val="000000" w:themeColor="text1"/>
+                <w:sz w:val="20"/>
+                <w:lang w:val="ru-RU"/>
+              </w:rPr>
+            </w:pPr>
+            <w:r>
+              <w:rPr>
+                <w:color w:val="000000" w:themeColor="text1"/>
+                <w:sz w:val="20"/>
+                <w:lang w:val="ru-RU"/>
+              </w:rPr>
+              <w:t>Функционал не реализован</w:t>
+            </w:r>
+          </w:p>
+        </w:tc>
+        <w:tc>
+          <w:tcPr>
+            <w:tcW w:w="2387" w:type="dxa"/>
+            <w:shd w:val="clear" w:color="auto" w:fill="F2F2F2" w:themeFill="background1" w:themeFillShade="F2"/>
+          </w:tcPr>
+          <w:p>
+            <w:pPr>
+              <w:pStyle w:val="TableParagraph"/>
+              <w:rPr>
+                <w:rFonts w:ascii="Times New Roman"/>
+                <w:sz w:val="20"/>
+                <w:lang w:val="ru-RU"/>
+              </w:rPr>
+            </w:pPr>
+          </w:p>
+        </w:tc>
+      </w:tr>
+      <w:tr>
+        <w:trPr>
+          <w:trHeight w:val="1156"/>
+        </w:trPr>
+        <w:tc>
+          <w:tcPr>
+            <w:tcW w:w="1435" w:type="dxa"/>
+            <w:vAlign w:val="center"/>
+          </w:tcPr>
+          <w:p>
+            <w:pPr>
+              <w:pStyle w:val="TableParagraph"/>
+              <w:spacing w:before="123"/>
+              <w:ind w:right="568"/>
+              <w:jc w:val="right"/>
+              <w:rPr>
+                <w:b/>
+                <w:sz w:val="20"/>
+                <w:lang w:val="ru-RU"/>
+              </w:rPr>
+            </w:pPr>
+            <w:r>
+              <w:rPr>
+                <w:b/>
+                <w:sz w:val="20"/>
+                <w:lang w:val="ru-RU"/>
+              </w:rPr>
+              <w:t>55</w:t>
+            </w:r>
+          </w:p>
+        </w:tc>
+        <w:tc>
+          <w:tcPr>
+            <w:tcW w:w="4378" w:type="dxa"/>
+          </w:tcPr>
+          <w:p>
+            <w:pPr>
+              <w:pStyle w:val="TableParagraph"/>
+              <w:spacing w:before="104" w:line="344" w:lineRule="exact"/>
+              <w:ind w:left="233" w:right="96"/>
+              <w:rPr>
+                <w:color w:val="243138"/>
+                <w:sz w:val="20"/>
+                <w:lang w:val="ru-RU"/>
+              </w:rPr>
+            </w:pPr>
+            <w:r>
+              <w:rPr>
+                <w:color w:val="243138"/>
+                <w:sz w:val="20"/>
+                <w:lang w:val="ru-RU"/>
+              </w:rPr>
+              <w:t>Добавление, удаление и редактирование жильцов и прикрепление их к бронированию</w:t>
+            </w:r>
+          </w:p>
+        </w:tc>
+        <w:tc>
+          <w:tcPr>
+            <w:tcW w:w="2016" w:type="dxa"/>
+            <w:gridSpan w:val="3"/>
+          </w:tcPr>
+          <w:p>
+            <w:pPr>
+              <w:pStyle w:val="TableParagraph"/>
+              <w:spacing w:before="345" w:line="223" w:lineRule="auto"/>
+              <w:ind w:left="343" w:right="313" w:hanging="180"/>
+              <w:rPr>
+                <w:color w:val="00B050"/>
+                <w:sz w:val="20"/>
+                <w:lang w:val="ru-RU"/>
+              </w:rPr>
+            </w:pPr>
+            <w:r>
+              <w:rPr>
+                <w:color w:val="00B050"/>
+                <w:sz w:val="20"/>
+                <w:lang w:val="ru-RU"/>
+              </w:rPr>
+              <w:t>Положительно</w:t>
+            </w:r>
+          </w:p>
+        </w:tc>
+        <w:tc>
+          <w:tcPr>
+            <w:tcW w:w="2387" w:type="dxa"/>
+          </w:tcPr>
+          <w:p>
+            <w:pPr>
+              <w:pStyle w:val="TableParagraph"/>
+              <w:rPr>
+                <w:rFonts w:ascii="Times New Roman"/>
+                <w:sz w:val="20"/>
+                <w:lang w:val="ru-RU"/>
+              </w:rPr>
+            </w:pPr>
+            <w:r>
+              <w:rPr>
+                <w:rFonts w:ascii="Times New Roman"/>
+                <w:sz w:val="20"/>
+                <w:lang w:val="ru-RU"/>
+              </w:rPr>
+              <w:t>Можно</w:t>
+            </w:r>
+            <w:r>
+              <w:rPr>
+                <w:rFonts w:ascii="Times New Roman"/>
+                <w:sz w:val="20"/>
+                <w:lang w:val="ru-RU"/>
+              </w:rPr>
+              <w:t xml:space="preserve"> </w:t>
+            </w:r>
+            <w:r>
+              <w:rPr>
+                <w:rFonts w:ascii="Times New Roman"/>
+                <w:sz w:val="20"/>
+                <w:lang w:val="ru-RU"/>
+              </w:rPr>
+              <w:t>ввести</w:t>
+            </w:r>
+            <w:r>
+              <w:rPr>
+                <w:rFonts w:ascii="Times New Roman"/>
+                <w:sz w:val="20"/>
+                <w:lang w:val="ru-RU"/>
+              </w:rPr>
+              <w:t xml:space="preserve"> </w:t>
+            </w:r>
+            <w:r>
+              <w:rPr>
+                <w:rFonts w:ascii="Times New Roman"/>
+                <w:sz w:val="20"/>
+                <w:lang w:val="ru-RU"/>
+              </w:rPr>
+              <w:t>некорректные</w:t>
+            </w:r>
+            <w:r>
+              <w:rPr>
+                <w:rFonts w:ascii="Times New Roman"/>
+                <w:sz w:val="20"/>
+                <w:lang w:val="ru-RU"/>
+              </w:rPr>
+              <w:t xml:space="preserve"> </w:t>
+            </w:r>
+            <w:r>
+              <w:rPr>
+                <w:rFonts w:ascii="Times New Roman"/>
+                <w:sz w:val="20"/>
+                <w:lang w:val="ru-RU"/>
+              </w:rPr>
+              <w:t>значения</w:t>
+            </w:r>
+            <w:r>
+              <w:rPr>
+                <w:rFonts w:ascii="Times New Roman"/>
+                <w:sz w:val="20"/>
+                <w:lang w:val="ru-RU"/>
+              </w:rPr>
+              <w:t xml:space="preserve"> </w:t>
+            </w:r>
+            <w:r>
+              <w:rPr>
+                <w:rFonts w:ascii="Times New Roman"/>
+                <w:sz w:val="20"/>
+                <w:lang w:val="ru-RU"/>
+              </w:rPr>
+              <w:t>в</w:t>
+            </w:r>
+            <w:r>
+              <w:rPr>
+                <w:rFonts w:ascii="Times New Roman"/>
+                <w:sz w:val="20"/>
+                <w:lang w:val="ru-RU"/>
+              </w:rPr>
+              <w:t xml:space="preserve"> </w:t>
+            </w:r>
+            <w:r>
+              <w:rPr>
+                <w:rFonts w:ascii="Times New Roman"/>
+                <w:sz w:val="20"/>
+                <w:lang w:val="ru-RU"/>
+              </w:rPr>
+              <w:t>поля</w:t>
+            </w:r>
+            <w:r>
+              <w:rPr>
+                <w:rFonts w:ascii="Times New Roman"/>
+                <w:sz w:val="20"/>
+                <w:lang w:val="ru-RU"/>
+              </w:rPr>
+              <w:t xml:space="preserve"> </w:t>
+            </w:r>
+            <w:r>
+              <w:rPr>
+                <w:rFonts w:ascii="Times New Roman"/>
+                <w:sz w:val="20"/>
+                <w:lang w:val="ru-RU"/>
+              </w:rPr>
+              <w:t>для</w:t>
+            </w:r>
+            <w:r>
+              <w:rPr>
+                <w:rFonts w:ascii="Times New Roman"/>
+                <w:sz w:val="20"/>
+                <w:lang w:val="ru-RU"/>
+              </w:rPr>
+              <w:t xml:space="preserve"> </w:t>
+            </w:r>
+            <w:r>
+              <w:rPr>
+                <w:rFonts w:ascii="Times New Roman"/>
+                <w:sz w:val="20"/>
+                <w:lang w:val="ru-RU"/>
+              </w:rPr>
+              <w:t>даты</w:t>
+            </w:r>
+            <w:r>
+              <w:rPr>
+                <w:rFonts w:ascii="Times New Roman"/>
+                <w:sz w:val="20"/>
+                <w:lang w:val="ru-RU"/>
+              </w:rPr>
+              <w:t xml:space="preserve">, </w:t>
+            </w:r>
+            <w:r>
+              <w:rPr>
+                <w:rFonts w:ascii="Times New Roman"/>
+                <w:sz w:val="20"/>
+                <w:lang w:val="ru-RU"/>
+              </w:rPr>
+              <w:t>например</w:t>
+            </w:r>
+            <w:r>
+              <w:rPr>
+                <w:rFonts w:ascii="Times New Roman"/>
+                <w:sz w:val="20"/>
+                <w:lang w:val="ru-RU"/>
+              </w:rPr>
+              <w:t>, 12.12.20255.</w:t>
+            </w:r>
+          </w:p>
+          <w:p>
+            <w:pPr>
+              <w:pStyle w:val="TableParagraph"/>
+              <w:rPr>
+                <w:rFonts w:ascii="Times New Roman"/>
+                <w:sz w:val="20"/>
+                <w:lang w:val="ru-RU"/>
+              </w:rPr>
+            </w:pPr>
+          </w:p>
+        </w:tc>
+      </w:tr>
+      <w:tr>
+        <w:trPr>
+          <w:trHeight w:val="1156"/>
+        </w:trPr>
+        <w:tc>
+          <w:tcPr>
+            <w:tcW w:w="10216" w:type="dxa"/>
+            <w:gridSpan w:val="6"/>
+            <w:shd w:val="clear" w:color="auto" w:fill="D8EAF0"/>
+            <w:vAlign w:val="center"/>
+          </w:tcPr>
+          <w:p>
+            <w:pPr>
+              <w:pStyle w:val="TableParagraph"/>
+              <w:ind w:left="2715" w:right="2825"/>
+              <w:jc w:val="center"/>
+              <w:rPr>
+                <w:rFonts w:ascii="Times New Roman"/>
+                <w:sz w:val="20"/>
+                <w:lang w:val="ru-RU"/>
+              </w:rPr>
+            </w:pPr>
+            <w:r>
+              <w:rPr>
+                <w:b/>
+                <w:color w:val="243138"/>
+                <w:lang w:val="ru-RU"/>
+              </w:rPr>
+              <w:t xml:space="preserve">Требования к </w:t>
+            </w:r>
+            <w:r>
+              <w:rPr>
+                <w:b/>
+                <w:color w:val="243138"/>
+                <w:lang w:val="ru-RU"/>
+              </w:rPr>
+              <w:t>надежности</w:t>
+            </w:r>
+          </w:p>
+        </w:tc>
+      </w:tr>
+      <w:tr>
+        <w:trPr>
+          <w:trHeight w:val="1156"/>
+        </w:trPr>
+        <w:tc>
+          <w:tcPr>
+            <w:tcW w:w="1435" w:type="dxa"/>
+            <w:shd w:val="clear" w:color="auto" w:fill="FFFFFF" w:themeFill="background1"/>
+            <w:vAlign w:val="center"/>
+          </w:tcPr>
+          <w:p>
+            <w:pPr>
+              <w:pStyle w:val="TableParagraph"/>
+              <w:spacing w:before="123"/>
+              <w:ind w:right="568"/>
+              <w:jc w:val="right"/>
+              <w:rPr>
+                <w:b/>
+                <w:sz w:val="20"/>
+                <w:lang w:val="ru-RU"/>
+              </w:rPr>
+            </w:pPr>
+            <w:r>
+              <w:rPr>
+                <w:b/>
+                <w:sz w:val="20"/>
+                <w:lang w:val="ru-RU"/>
+              </w:rPr>
+              <w:t>56</w:t>
+            </w:r>
+          </w:p>
+        </w:tc>
+        <w:tc>
+          <w:tcPr>
+            <w:tcW w:w="4394" w:type="dxa"/>
+            <w:gridSpan w:val="2"/>
+            <w:shd w:val="clear" w:color="auto" w:fill="FFFFFF" w:themeFill="background1"/>
+            <w:vAlign w:val="center"/>
+          </w:tcPr>
+          <w:p>
+            <w:pPr>
+              <w:pStyle w:val="TableParagraph"/>
+              <w:spacing w:before="104" w:line="344" w:lineRule="exact"/>
+              <w:ind w:left="233" w:right="96"/>
+              <w:rPr>
+                <w:color w:val="243138"/>
+                <w:sz w:val="20"/>
+                <w:lang w:val="ru-RU"/>
+              </w:rPr>
+            </w:pPr>
+            <w:r>
+              <w:rPr>
+                <w:color w:val="243138"/>
+                <w:sz w:val="20"/>
+                <w:lang w:val="ru-RU"/>
+              </w:rPr>
+              <w:t>Предусмотрен контроль вводимой информации</w:t>
+            </w:r>
+          </w:p>
+        </w:tc>
+        <w:tc>
+          <w:tcPr>
+            <w:tcW w:w="1984" w:type="dxa"/>
+            <w:shd w:val="clear" w:color="auto" w:fill="FFFFFF" w:themeFill="background1"/>
+            <w:vAlign w:val="center"/>
+          </w:tcPr>
+          <w:p>
+            <w:pPr>
+              <w:pStyle w:val="TableParagraph"/>
+              <w:spacing w:before="345" w:line="223" w:lineRule="auto"/>
+              <w:ind w:left="343" w:right="313" w:hanging="180"/>
+              <w:rPr>
+                <w:color w:val="00B050"/>
+                <w:sz w:val="20"/>
+                <w:lang w:val="ru-RU"/>
+              </w:rPr>
+            </w:pPr>
+            <w:r>
+              <w:rPr>
+                <w:color w:val="EE0000"/>
+                <w:sz w:val="20"/>
+                <w:lang w:val="ru-RU"/>
+              </w:rPr>
+              <w:t>Отрицательно</w:t>
+            </w:r>
+          </w:p>
+        </w:tc>
+        <w:tc>
+          <w:tcPr>
+            <w:tcW w:w="2403" w:type="dxa"/>
+            <w:gridSpan w:val="2"/>
+            <w:shd w:val="clear" w:color="auto" w:fill="FFFFFF" w:themeFill="background1"/>
+            <w:vAlign w:val="center"/>
+          </w:tcPr>
+          <w:p>
+            <w:pPr>
+              <w:pStyle w:val="TableParagraph"/>
+              <w:rPr>
+                <w:rFonts w:ascii="Times New Roman"/>
+                <w:sz w:val="20"/>
+                <w:lang w:val="ru-RU"/>
+              </w:rPr>
+            </w:pPr>
+            <w:r>
+              <w:rPr>
+                <w:rFonts w:ascii="Times New Roman"/>
+                <w:sz w:val="20"/>
+                <w:lang w:val="ru-RU"/>
+              </w:rPr>
+              <w:t>Есть</w:t>
+            </w:r>
+            <w:r>
+              <w:rPr>
+                <w:rFonts w:ascii="Times New Roman"/>
+                <w:sz w:val="20"/>
+                <w:lang w:val="ru-RU"/>
+              </w:rPr>
+              <w:t xml:space="preserve"> </w:t>
+            </w:r>
+            <w:r>
+              <w:rPr>
+                <w:rFonts w:ascii="Times New Roman"/>
+                <w:sz w:val="20"/>
+                <w:lang w:val="ru-RU"/>
+              </w:rPr>
+              <w:t>возможность</w:t>
+            </w:r>
+            <w:r>
+              <w:rPr>
+                <w:rFonts w:ascii="Times New Roman"/>
+                <w:sz w:val="20"/>
+                <w:lang w:val="ru-RU"/>
+              </w:rPr>
+              <w:t xml:space="preserve"> </w:t>
+            </w:r>
+            <w:r>
+              <w:rPr>
+                <w:rFonts w:ascii="Times New Roman"/>
+                <w:sz w:val="20"/>
+                <w:lang w:val="ru-RU"/>
+              </w:rPr>
+              <w:t>вводить</w:t>
+            </w:r>
+            <w:r>
+              <w:rPr>
+                <w:rFonts w:ascii="Times New Roman"/>
+                <w:sz w:val="20"/>
+                <w:lang w:val="ru-RU"/>
+              </w:rPr>
+              <w:t xml:space="preserve"> </w:t>
+            </w:r>
+            <w:r>
+              <w:rPr>
+                <w:rFonts w:ascii="Times New Roman"/>
+                <w:sz w:val="20"/>
+                <w:lang w:val="ru-RU"/>
+              </w:rPr>
+              <w:t>некорректные</w:t>
+            </w:r>
+            <w:r>
+              <w:rPr>
+                <w:rFonts w:ascii="Times New Roman"/>
+                <w:sz w:val="20"/>
+                <w:lang w:val="ru-RU"/>
+              </w:rPr>
+              <w:t xml:space="preserve"> </w:t>
+            </w:r>
+            <w:r>
+              <w:rPr>
+                <w:rFonts w:ascii="Times New Roman"/>
+                <w:sz w:val="20"/>
+                <w:lang w:val="ru-RU"/>
+              </w:rPr>
+              <w:t>данные</w:t>
+            </w:r>
+            <w:r>
+              <w:rPr>
+                <w:rFonts w:ascii="Times New Roman"/>
+                <w:sz w:val="20"/>
+                <w:lang w:val="ru-RU"/>
+              </w:rPr>
+              <w:t xml:space="preserve"> </w:t>
+            </w:r>
+            <w:r>
+              <w:rPr>
+                <w:rFonts w:ascii="Times New Roman"/>
+                <w:sz w:val="20"/>
+                <w:lang w:val="ru-RU"/>
+              </w:rPr>
+              <w:t>в</w:t>
+            </w:r>
+            <w:r>
+              <w:rPr>
+                <w:rFonts w:ascii="Times New Roman"/>
+                <w:sz w:val="20"/>
+                <w:lang w:val="ru-RU"/>
+              </w:rPr>
+              <w:t xml:space="preserve"> </w:t>
+            </w:r>
+            <w:r>
+              <w:rPr>
+                <w:rFonts w:ascii="Times New Roman"/>
+                <w:sz w:val="20"/>
+                <w:lang w:val="ru-RU"/>
+              </w:rPr>
+              <w:t>текстовые</w:t>
+            </w:r>
+            <w:r>
+              <w:rPr>
+                <w:rFonts w:ascii="Times New Roman"/>
+                <w:sz w:val="20"/>
+                <w:lang w:val="ru-RU"/>
+              </w:rPr>
+              <w:t xml:space="preserve"> </w:t>
+            </w:r>
+            <w:r>
+              <w:rPr>
+                <w:rFonts w:ascii="Times New Roman"/>
+                <w:sz w:val="20"/>
+                <w:lang w:val="ru-RU"/>
+              </w:rPr>
+              <w:t>поля</w:t>
+            </w:r>
+          </w:p>
+        </w:tc>
+      </w:tr>
+      <w:tr>
+        <w:trPr>
+          <w:trHeight w:val="1156"/>
+        </w:trPr>
+        <w:tc>
+          <w:tcPr>
+            <w:tcW w:w="1435" w:type="dxa"/>
+            <w:shd w:val="clear" w:color="auto" w:fill="FFFFFF" w:themeFill="background1"/>
+            <w:vAlign w:val="center"/>
+          </w:tcPr>
+          <w:p>
+            <w:pPr>
+              <w:pStyle w:val="TableParagraph"/>
+              <w:spacing w:before="123"/>
+              <w:ind w:right="568"/>
+              <w:jc w:val="right"/>
+              <w:rPr>
+                <w:b/>
+                <w:sz w:val="20"/>
+                <w:lang w:val="ru-RU"/>
+              </w:rPr>
+            </w:pPr>
+            <w:r>
+              <w:rPr>
+                <w:b/>
+                <w:sz w:val="20"/>
+                <w:lang w:val="ru-RU"/>
+              </w:rPr>
+              <w:t>57</w:t>
+            </w:r>
+          </w:p>
+        </w:tc>
+        <w:tc>
+          <w:tcPr>
+            <w:tcW w:w="4394" w:type="dxa"/>
+            <w:gridSpan w:val="2"/>
+            <w:shd w:val="clear" w:color="auto" w:fill="FFFFFF" w:themeFill="background1"/>
+            <w:vAlign w:val="center"/>
+          </w:tcPr>
+          <w:p>
+            <w:pPr>
+              <w:pStyle w:val="TableParagraph"/>
+              <w:spacing w:before="104" w:line="344" w:lineRule="exact"/>
+              <w:ind w:left="233" w:right="96"/>
+              <w:rPr>
+                <w:color w:val="243138"/>
+                <w:sz w:val="20"/>
+                <w:lang w:val="ru-RU"/>
+              </w:rPr>
+            </w:pPr>
+            <w:r>
+              <w:rPr>
+                <w:color w:val="243138"/>
+                <w:sz w:val="20"/>
+                <w:lang w:val="ru-RU"/>
+              </w:rPr>
+              <w:t>Предусмотреть блокировку некорректный действий пользователя при работе с системой</w:t>
+            </w:r>
+          </w:p>
+        </w:tc>
+        <w:tc>
+          <w:tcPr>
+            <w:tcW w:w="1984" w:type="dxa"/>
+            <w:shd w:val="clear" w:color="auto" w:fill="FFFFFF" w:themeFill="background1"/>
+            <w:vAlign w:val="center"/>
+          </w:tcPr>
+          <w:p>
+            <w:pPr>
+              <w:pStyle w:val="TableParagraph"/>
+              <w:spacing w:before="345" w:line="223" w:lineRule="auto"/>
+              <w:ind w:left="343" w:right="313" w:hanging="180"/>
+              <w:rPr>
+                <w:color w:val="00B050"/>
+                <w:sz w:val="20"/>
+                <w:lang w:val="ru-RU"/>
+              </w:rPr>
+            </w:pPr>
+            <w:r>
+              <w:rPr>
+                <w:color w:val="EE0000"/>
+                <w:sz w:val="20"/>
+                <w:lang w:val="ru-RU"/>
+              </w:rPr>
+              <w:t>Отрицательно</w:t>
+            </w:r>
+          </w:p>
+        </w:tc>
+        <w:tc>
+          <w:tcPr>
+            <w:tcW w:w="2403" w:type="dxa"/>
+            <w:gridSpan w:val="2"/>
+            <w:shd w:val="clear" w:color="auto" w:fill="FFFFFF" w:themeFill="background1"/>
+            <w:vAlign w:val="center"/>
+          </w:tcPr>
+          <w:p>
+            <w:pPr>
+              <w:pStyle w:val="TableParagraph"/>
+              <w:rPr>
+                <w:rFonts w:ascii="Times New Roman"/>
+                <w:sz w:val="20"/>
+                <w:lang w:val="ru-RU"/>
+              </w:rPr>
+            </w:pPr>
+            <w:r>
+              <w:rPr>
+                <w:rFonts w:ascii="Times New Roman"/>
+                <w:sz w:val="20"/>
+                <w:lang w:val="ru-RU"/>
+              </w:rPr>
+              <w:t>При</w:t>
+            </w:r>
+            <w:r>
+              <w:rPr>
+                <w:rFonts w:ascii="Times New Roman"/>
+                <w:sz w:val="20"/>
+                <w:lang w:val="ru-RU"/>
+              </w:rPr>
+              <w:t xml:space="preserve"> </w:t>
+            </w:r>
+            <w:r>
+              <w:rPr>
+                <w:rFonts w:ascii="Times New Roman"/>
+                <w:sz w:val="20"/>
+                <w:lang w:val="ru-RU"/>
+              </w:rPr>
+              <w:t>добавлении</w:t>
+            </w:r>
+            <w:r>
+              <w:rPr>
+                <w:rFonts w:ascii="Times New Roman"/>
+                <w:sz w:val="20"/>
+                <w:lang w:val="ru-RU"/>
+              </w:rPr>
+              <w:t xml:space="preserve"> </w:t>
+            </w:r>
+            <w:r>
+              <w:rPr>
+                <w:rFonts w:ascii="Times New Roman"/>
+                <w:sz w:val="20"/>
+                <w:lang w:val="ru-RU"/>
+              </w:rPr>
+              <w:t>бронирования</w:t>
+            </w:r>
+            <w:r>
+              <w:rPr>
+                <w:rFonts w:ascii="Times New Roman"/>
+                <w:sz w:val="20"/>
+                <w:lang w:val="ru-RU"/>
+              </w:rPr>
+              <w:t xml:space="preserve"> </w:t>
+            </w:r>
+            <w:r>
+              <w:rPr>
+                <w:rFonts w:ascii="Times New Roman"/>
+                <w:sz w:val="20"/>
+                <w:lang w:val="ru-RU"/>
+              </w:rPr>
+              <w:t>можно</w:t>
+            </w:r>
+            <w:r>
+              <w:rPr>
+                <w:rFonts w:ascii="Times New Roman"/>
+                <w:sz w:val="20"/>
+                <w:lang w:val="ru-RU"/>
+              </w:rPr>
+              <w:t xml:space="preserve"> </w:t>
+            </w:r>
+            <w:r>
+              <w:rPr>
+                <w:rFonts w:ascii="Times New Roman"/>
+                <w:sz w:val="20"/>
+                <w:lang w:val="ru-RU"/>
+              </w:rPr>
+              <w:t>нажать</w:t>
+            </w:r>
+            <w:r>
+              <w:rPr>
+                <w:rFonts w:ascii="Times New Roman"/>
+                <w:sz w:val="20"/>
+                <w:lang w:val="ru-RU"/>
+              </w:rPr>
+              <w:t xml:space="preserve"> </w:t>
+            </w:r>
+            <w:r>
+              <w:rPr>
+                <w:rFonts w:ascii="Times New Roman"/>
+                <w:sz w:val="20"/>
+                <w:lang w:val="ru-RU"/>
+              </w:rPr>
+              <w:t>кнопку</w:t>
+            </w:r>
+            <w:r>
+              <w:rPr>
+                <w:rFonts w:ascii="Times New Roman"/>
+                <w:sz w:val="20"/>
+                <w:lang w:val="ru-RU"/>
+              </w:rPr>
+              <w:t xml:space="preserve"> </w:t>
+            </w:r>
+            <w:r>
+              <w:rPr>
+                <w:rFonts w:ascii="Times New Roman"/>
+                <w:sz w:val="20"/>
+                <w:lang w:val="ru-RU"/>
+              </w:rPr>
+              <w:t>«Добавить»</w:t>
+            </w:r>
+            <w:r>
+              <w:rPr>
+                <w:rFonts w:ascii="Times New Roman"/>
+                <w:sz w:val="20"/>
+                <w:lang w:val="ru-RU"/>
+              </w:rPr>
+              <w:t xml:space="preserve"> </w:t>
+            </w:r>
+            <w:r>
+              <w:rPr>
+                <w:rFonts w:ascii="Times New Roman"/>
+                <w:sz w:val="20"/>
+                <w:lang w:val="ru-RU"/>
+              </w:rPr>
+              <w:t>множество</w:t>
+            </w:r>
+            <w:r>
+              <w:rPr>
+                <w:rFonts w:ascii="Times New Roman"/>
+                <w:sz w:val="20"/>
+                <w:lang w:val="ru-RU"/>
+              </w:rPr>
+              <w:t xml:space="preserve"> </w:t>
+            </w:r>
+            <w:r>
+              <w:rPr>
+                <w:rFonts w:ascii="Times New Roman"/>
+                <w:sz w:val="20"/>
+                <w:lang w:val="ru-RU"/>
+              </w:rPr>
+              <w:t>раз</w:t>
+            </w:r>
+            <w:r>
+              <w:rPr>
+                <w:rFonts w:ascii="Times New Roman"/>
+                <w:sz w:val="20"/>
+                <w:lang w:val="ru-RU"/>
+              </w:rPr>
+              <w:t xml:space="preserve">, </w:t>
+            </w:r>
+            <w:r>
+              <w:rPr>
+                <w:rFonts w:ascii="Times New Roman"/>
+                <w:sz w:val="20"/>
+                <w:lang w:val="ru-RU"/>
+              </w:rPr>
+              <w:t>после</w:t>
+            </w:r>
+            <w:r>
+              <w:rPr>
+                <w:rFonts w:ascii="Times New Roman"/>
+                <w:sz w:val="20"/>
+                <w:lang w:val="ru-RU"/>
+              </w:rPr>
+              <w:t xml:space="preserve"> </w:t>
+            </w:r>
+            <w:r>
+              <w:rPr>
+                <w:rFonts w:ascii="Times New Roman"/>
+                <w:sz w:val="20"/>
+                <w:lang w:val="ru-RU"/>
+              </w:rPr>
+              <w:t>чего</w:t>
+            </w:r>
+            <w:r>
+              <w:rPr>
+                <w:rFonts w:ascii="Times New Roman"/>
+                <w:sz w:val="20"/>
+                <w:lang w:val="ru-RU"/>
+              </w:rPr>
+              <w:t xml:space="preserve"> </w:t>
+            </w:r>
+            <w:r>
+              <w:rPr>
+                <w:rFonts w:ascii="Times New Roman"/>
+                <w:sz w:val="20"/>
+                <w:lang w:val="ru-RU"/>
+              </w:rPr>
+              <w:t>происходит</w:t>
+            </w:r>
+            <w:r>
+              <w:rPr>
+                <w:rFonts w:ascii="Times New Roman"/>
+                <w:sz w:val="20"/>
+                <w:lang w:val="ru-RU"/>
+              </w:rPr>
+              <w:t xml:space="preserve"> </w:t>
+            </w:r>
+            <w:r>
+              <w:rPr>
+                <w:rFonts w:ascii="Times New Roman"/>
+                <w:sz w:val="20"/>
+                <w:lang w:val="ru-RU"/>
+              </w:rPr>
+              <w:t>ошибка</w:t>
+            </w:r>
+          </w:p>
+        </w:tc>
+      </w:tr>
+    </w:tbl>
+    <w:p>
+      <w:pPr>
+        <w:rPr>
+          <w:b/>
+          <w:sz w:val="20"/>
+          <w:szCs w:val="20"/>
+          <w:lang w:val="ru-RU"/>
         </w:rPr>
       </w:pPr>
     </w:p>
@@ -9390,30 +11080,7 @@
         <w:pStyle w:val="a3"/>
         <w:rPr>
           <w:b/>
-        </w:rPr>
-      </w:pPr>
-    </w:p>
-    <w:p>
-      <w:pPr>
-        <w:pStyle w:val="a3"/>
-        <w:rPr>
-          <w:b/>
-        </w:rPr>
-      </w:pPr>
-    </w:p>
-    <w:p>
-      <w:pPr>
-        <w:pStyle w:val="a3"/>
-        <w:rPr>
-          <w:b/>
-        </w:rPr>
-      </w:pPr>
-    </w:p>
-    <w:p>
-      <w:pPr>
-        <w:pStyle w:val="a3"/>
-        <w:rPr>
-          <w:b/>
+          <w:lang w:val="ru-RU"/>
         </w:rPr>
       </w:pPr>
     </w:p>
@@ -9423,6 +11090,7 @@
         <w:spacing w:before="112"/>
         <w:rPr>
           <w:b/>
+          <w:lang w:val="ru-RU"/>
         </w:rPr>
       </w:pPr>
     </w:p>
@@ -9430,11 +11098,200 @@
       <w:pPr>
         <w:pStyle w:val="3"/>
         <w:rPr>
+          <w:color w:val="243138"/>
           <w:lang w:val="ru-RU"/>
         </w:rPr>
       </w:pPr>
       <w:bookmarkStart w:id="2" w:name="_bookmark2"/>
       <w:bookmarkEnd w:id="2"/>
+    </w:p>
+    <w:p>
+      <w:pPr>
+        <w:pStyle w:val="3"/>
+        <w:rPr>
+          <w:color w:val="243138"/>
+          <w:lang w:val="ru-RU"/>
+        </w:rPr>
+      </w:pPr>
+    </w:p>
+    <w:p>
+      <w:pPr>
+        <w:pStyle w:val="3"/>
+        <w:rPr>
+          <w:color w:val="243138"/>
+          <w:lang w:val="ru-RU"/>
+        </w:rPr>
+      </w:pPr>
+    </w:p>
+    <w:p>
+      <w:pPr>
+        <w:pStyle w:val="3"/>
+        <w:rPr>
+          <w:color w:val="243138"/>
+          <w:lang w:val="ru-RU"/>
+        </w:rPr>
+      </w:pPr>
+    </w:p>
+    <w:p>
+      <w:pPr>
+        <w:pStyle w:val="3"/>
+        <w:rPr>
+          <w:color w:val="243138"/>
+          <w:lang w:val="ru-RU"/>
+        </w:rPr>
+      </w:pPr>
+    </w:p>
+    <w:p>
+      <w:pPr>
+        <w:pStyle w:val="3"/>
+        <w:rPr>
+          <w:color w:val="243138"/>
+          <w:lang w:val="ru-RU"/>
+        </w:rPr>
+      </w:pPr>
+    </w:p>
+    <w:p>
+      <w:pPr>
+        <w:pStyle w:val="3"/>
+        <w:rPr>
+          <w:color w:val="243138"/>
+          <w:lang w:val="ru-RU"/>
+        </w:rPr>
+      </w:pPr>
+    </w:p>
+    <w:p>
+      <w:pPr>
+        <w:pStyle w:val="3"/>
+        <w:rPr>
+          <w:color w:val="243138"/>
+          <w:lang w:val="ru-RU"/>
+        </w:rPr>
+      </w:pPr>
+    </w:p>
+    <w:p>
+      <w:pPr>
+        <w:pStyle w:val="3"/>
+        <w:rPr>
+          <w:color w:val="243138"/>
+          <w:lang w:val="ru-RU"/>
+        </w:rPr>
+      </w:pPr>
+    </w:p>
+    <w:p>
+      <w:pPr>
+        <w:pStyle w:val="3"/>
+        <w:rPr>
+          <w:color w:val="243138"/>
+          <w:lang w:val="ru-RU"/>
+        </w:rPr>
+      </w:pPr>
+    </w:p>
+    <w:p>
+      <w:pPr>
+        <w:pStyle w:val="3"/>
+        <w:rPr>
+          <w:color w:val="243138"/>
+          <w:lang w:val="ru-RU"/>
+        </w:rPr>
+      </w:pPr>
+    </w:p>
+    <w:p>
+      <w:pPr>
+        <w:pStyle w:val="3"/>
+        <w:rPr>
+          <w:color w:val="243138"/>
+          <w:lang w:val="ru-RU"/>
+        </w:rPr>
+      </w:pPr>
+    </w:p>
+    <w:p>
+      <w:pPr>
+        <w:pStyle w:val="3"/>
+        <w:rPr>
+          <w:color w:val="243138"/>
+          <w:lang w:val="ru-RU"/>
+        </w:rPr>
+      </w:pPr>
+    </w:p>
+    <w:p>
+      <w:pPr>
+        <w:pStyle w:val="3"/>
+        <w:rPr>
+          <w:color w:val="243138"/>
+          <w:lang w:val="ru-RU"/>
+        </w:rPr>
+      </w:pPr>
+    </w:p>
+    <w:p>
+      <w:pPr>
+        <w:pStyle w:val="3"/>
+        <w:rPr>
+          <w:color w:val="243138"/>
+          <w:lang w:val="ru-RU"/>
+        </w:rPr>
+      </w:pPr>
+    </w:p>
+    <w:p>
+      <w:pPr>
+        <w:pStyle w:val="3"/>
+        <w:rPr>
+          <w:color w:val="243138"/>
+          <w:lang w:val="ru-RU"/>
+        </w:rPr>
+      </w:pPr>
+    </w:p>
+    <w:p>
+      <w:pPr>
+        <w:pStyle w:val="3"/>
+        <w:rPr>
+          <w:color w:val="243138"/>
+          <w:lang w:val="ru-RU"/>
+        </w:rPr>
+      </w:pPr>
+    </w:p>
+    <w:p>
+      <w:pPr>
+        <w:pStyle w:val="3"/>
+        <w:rPr>
+          <w:color w:val="243138"/>
+          <w:lang w:val="ru-RU"/>
+        </w:rPr>
+      </w:pPr>
+    </w:p>
+    <w:p>
+      <w:pPr>
+        <w:pStyle w:val="3"/>
+        <w:rPr>
+          <w:color w:val="243138"/>
+          <w:lang w:val="ru-RU"/>
+        </w:rPr>
+      </w:pPr>
+    </w:p>
+    <w:p>
+      <w:pPr>
+        <w:pStyle w:val="3"/>
+        <w:rPr>
+          <w:color w:val="243138"/>
+          <w:lang w:val="ru-RU"/>
+        </w:rPr>
+      </w:pPr>
+    </w:p>
+    <w:p>
+      <w:pPr>
+        <w:pStyle w:val="3"/>
+        <w:rPr>
+          <w:color w:val="243138"/>
+          <w:lang w:val="ru-RU"/>
+        </w:rPr>
+      </w:pPr>
+    </w:p>
+    <w:p>
+      <w:pPr>
+        <w:pStyle w:val="3"/>
+        <w:rPr>
+          <w:lang w:val="ru-RU"/>
+        </w:rPr>
+      </w:pPr>
       <w:r>
         <w:rPr>
           <w:color w:val="243138"/>
@@ -9563,6 +11420,7 @@
       <w:r>
         <w:rPr>
           <w:b/>
+          <w:noProof/>
           <w:sz w:val="11"/>
           <w:lang w:val="ru-RU"/>
         </w:rPr>
@@ -9609,7 +11467,186 @@
         <w:rPr>
           <w:b/>
           <w:sz w:val="11"/>
-          <w:lang w:val="ru-RU"/>
+        </w:rPr>
+      </w:pPr>
+    </w:p>
+    <w:p>
+      <w:pPr>
+        <w:pStyle w:val="a3"/>
+        <w:rPr>
+          <w:b/>
+          <w:sz w:val="11"/>
+        </w:rPr>
+      </w:pPr>
+    </w:p>
+    <w:p>
+      <w:pPr>
+        <w:pStyle w:val="a3"/>
+        <w:rPr>
+          <w:b/>
+          <w:sz w:val="11"/>
+        </w:rPr>
+      </w:pPr>
+    </w:p>
+    <w:p>
+      <w:pPr>
+        <w:pStyle w:val="a3"/>
+        <w:rPr>
+          <w:b/>
+          <w:sz w:val="11"/>
+        </w:rPr>
+      </w:pPr>
+    </w:p>
+    <w:p>
+      <w:pPr>
+        <w:pStyle w:val="a3"/>
+        <w:rPr>
+          <w:b/>
+          <w:sz w:val="11"/>
+        </w:rPr>
+      </w:pPr>
+    </w:p>
+    <w:p>
+      <w:pPr>
+        <w:pStyle w:val="a3"/>
+        <w:rPr>
+          <w:b/>
+          <w:sz w:val="11"/>
+        </w:rPr>
+      </w:pPr>
+    </w:p>
+    <w:p>
+      <w:pPr>
+        <w:pStyle w:val="a3"/>
+        <w:rPr>
+          <w:b/>
+          <w:sz w:val="11"/>
+        </w:rPr>
+      </w:pPr>
+    </w:p>
+    <w:p>
+      <w:pPr>
+        <w:pStyle w:val="a3"/>
+        <w:rPr>
+          <w:b/>
+          <w:sz w:val="11"/>
+        </w:rPr>
+      </w:pPr>
+    </w:p>
+    <w:p>
+      <w:pPr>
+        <w:pStyle w:val="a3"/>
+        <w:rPr>
+          <w:b/>
+          <w:sz w:val="11"/>
+        </w:rPr>
+      </w:pPr>
+    </w:p>
+    <w:p>
+      <w:pPr>
+        <w:pStyle w:val="a3"/>
+        <w:rPr>
+          <w:b/>
+          <w:sz w:val="11"/>
+        </w:rPr>
+      </w:pPr>
+    </w:p>
+    <w:p>
+      <w:pPr>
+        <w:pStyle w:val="a3"/>
+        <w:rPr>
+          <w:b/>
+          <w:sz w:val="11"/>
+        </w:rPr>
+      </w:pPr>
+    </w:p>
+    <w:p>
+      <w:pPr>
+        <w:pStyle w:val="a3"/>
+        <w:rPr>
+          <w:b/>
+          <w:sz w:val="11"/>
+        </w:rPr>
+      </w:pPr>
+    </w:p>
+    <w:p>
+      <w:pPr>
+        <w:pStyle w:val="a3"/>
+        <w:rPr>
+          <w:b/>
+          <w:sz w:val="11"/>
+        </w:rPr>
+      </w:pPr>
+    </w:p>
+    <w:p>
+      <w:pPr>
+        <w:pStyle w:val="a3"/>
+        <w:rPr>
+          <w:b/>
+          <w:sz w:val="11"/>
+        </w:rPr>
+      </w:pPr>
+    </w:p>
+    <w:p>
+      <w:pPr>
+        <w:pStyle w:val="a3"/>
+        <w:rPr>
+          <w:b/>
+          <w:sz w:val="11"/>
+        </w:rPr>
+      </w:pPr>
+    </w:p>
+    <w:p>
+      <w:pPr>
+        <w:pStyle w:val="a3"/>
+        <w:rPr>
+          <w:b/>
+          <w:sz w:val="11"/>
+        </w:rPr>
+      </w:pPr>
+    </w:p>
+    <w:p>
+      <w:pPr>
+        <w:pStyle w:val="a3"/>
+        <w:rPr>
+          <w:b/>
+          <w:sz w:val="11"/>
+        </w:rPr>
+      </w:pPr>
+    </w:p>
+    <w:p>
+      <w:pPr>
+        <w:pStyle w:val="a3"/>
+        <w:rPr>
+          <w:b/>
+          <w:sz w:val="11"/>
+        </w:rPr>
+      </w:pPr>
+    </w:p>
+    <w:p>
+      <w:pPr>
+        <w:pStyle w:val="a3"/>
+        <w:rPr>
+          <w:b/>
+          <w:sz w:val="11"/>
+        </w:rPr>
+      </w:pPr>
+    </w:p>
+    <w:p>
+      <w:pPr>
+        <w:pStyle w:val="a3"/>
+        <w:rPr>
+          <w:b/>
+          <w:sz w:val="11"/>
+        </w:rPr>
+      </w:pPr>
+    </w:p>
+    <w:p>
+      <w:pPr>
+        <w:pStyle w:val="a3"/>
+        <w:rPr>
+          <w:b/>
+          <w:sz w:val="11"/>
         </w:rPr>
         <w:sectPr>
           <w:pgSz w:w="11910" w:h="16840"/>
@@ -10187,7 +12224,7 @@
 </file>
 
 <file path=word/endnotes.xml><?xml version="1.0" encoding="utf-8"?>
-<w:endnotes xmlns:wpc="http://schemas.microsoft.com/office/word/2010/wordprocessingCanvas" xmlns:cx="http://schemas.microsoft.com/office/drawing/2014/chartex" xmlns:cx1="http://schemas.microsoft.com/office/drawing/2015/9/8/chartex" xmlns:cx2="http://schemas.microsoft.com/office/drawing/2015/10/21/chartex" xmlns:cx3="http://schemas.microsoft.com/office/drawing/2016/5/9/chartex" xmlns:cx4="http://schemas.microsoft.com/office/drawing/2016/5/10/chartex" xmlns:cx5="http://schemas.microsoft.com/office/drawing/2016/5/11/chartex" xmlns:cx6="http://schemas.microsoft.com/office/drawing/2016/5/12/chartex" xmlns:cx7="http://schemas.microsoft.com/office/drawing/2016/5/13/chartex" xmlns:cx8="http://schemas.microsoft.com/office/drawing/2016/5/14/chartex" xmlns:mc="http://schemas.openxmlformats.org/markup-compatibility/2006" xmlns:aink="http://schemas.microsoft.com/office/drawing/2016/ink" xmlns:am3d="http://schemas.microsoft.com/office/drawing/2017/model3d" xmlns:o="urn:schemas-microsoft-com:office:office" xmlns:r="http://schemas.openxmlformats.org/officeDocument/2006/relationships" xmlns:m="http://schemas.openxmlformats.org/officeDocument/2006/math" xmlns:v="urn:schemas-microsoft-com:vml" xmlns:wp14="http://schemas.microsoft.com/office/word/2010/wordprocessingDrawing" xmlns:wp="http://schemas.openxmlformats.org/drawingml/2006/wordprocessingDrawing" xmlns:w10="urn:schemas-microsoft-com:office:word" xmlns:w="http://schemas.openxmlformats.org/wordprocessingml/2006/main" xmlns:w14="http://schemas.microsoft.com/office/word/2010/wordml" xmlns:w15="http://schemas.microsoft.com/office/word/2012/wordml" xmlns:w16cex="http://schemas.microsoft.com/office/word/2018/wordml/cex" xmlns:w16cid="http://schemas.microsoft.com/office/word/2016/wordml/cid" xmlns:w16="http://schemas.microsoft.com/office/word/2018/wordml" xmlns:w16sdtdh="http://schemas.microsoft.com/office/word/2020/wordml/sdtdatahash" xmlns:w16se="http://schemas.microsoft.com/office/word/2015/wordml/symex" xmlns:wpg="http://schemas.microsoft.com/office/word/2010/wordprocessingGroup" xmlns:wpi="http://schemas.microsoft.com/office/word/2010/wordprocessingInk" xmlns:wne="http://schemas.microsoft.com/office/word/2006/wordml" xmlns:wps="http://schemas.microsoft.com/office/word/2010/wordprocessingShape" mc:Ignorable="w14 w15 w16se w16cid w16 w16cex w16sdtdh wp14">
+<w:endnotes xmlns:wpc="http://schemas.microsoft.com/office/word/2010/wordprocessingCanvas" xmlns:cx="http://schemas.microsoft.com/office/drawing/2014/chartex" xmlns:cx1="http://schemas.microsoft.com/office/drawing/2015/9/8/chartex" xmlns:cx2="http://schemas.microsoft.com/office/drawing/2015/10/21/chartex" xmlns:cx3="http://schemas.microsoft.com/office/drawing/2016/5/9/chartex" xmlns:cx4="http://schemas.microsoft.com/office/drawing/2016/5/10/chartex" xmlns:cx5="http://schemas.microsoft.com/office/drawing/2016/5/11/chartex" xmlns:cx6="http://schemas.microsoft.com/office/drawing/2016/5/12/chartex" xmlns:cx7="http://schemas.microsoft.com/office/drawing/2016/5/13/chartex" xmlns:cx8="http://schemas.microsoft.com/office/drawing/2016/5/14/chartex" xmlns:mc="http://schemas.openxmlformats.org/markup-compatibility/2006" xmlns:aink="http://schemas.microsoft.com/office/drawing/2016/ink" xmlns:am3d="http://schemas.microsoft.com/office/drawing/2017/model3d" xmlns:o="urn:schemas-microsoft-com:office:office" xmlns:oel="http://schemas.microsoft.com/office/2019/extlst" xmlns:r="http://schemas.openxmlformats.org/officeDocument/2006/relationships" xmlns:m="http://schemas.openxmlformats.org/officeDocument/2006/math" xmlns:v="urn:schemas-microsoft-com:vml" xmlns:wp14="http://schemas.microsoft.com/office/word/2010/wordprocessingDrawing" xmlns:wp="http://schemas.openxmlformats.org/drawingml/2006/wordprocessingDrawing" xmlns:w10="urn:schemas-microsoft-com:office:word" xmlns:w="http://schemas.openxmlformats.org/wordprocessingml/2006/main" xmlns:w14="http://schemas.microsoft.com/office/word/2010/wordml" xmlns:w15="http://schemas.microsoft.com/office/word/2012/wordml" xmlns:w16cex="http://schemas.microsoft.com/office/word/2018/wordml/cex" xmlns:w16cid="http://schemas.microsoft.com/office/word/2016/wordml/cid" xmlns:w16="http://schemas.microsoft.com/office/word/2018/wordml" xmlns:w16du="http://schemas.microsoft.com/office/word/2023/wordml/word16du" xmlns:w16sdtdh="http://schemas.microsoft.com/office/word/2020/wordml/sdtdatahash" xmlns:w16sdtfl="http://schemas.microsoft.com/office/word/2024/wordml/sdtformatlock" xmlns:w16se="http://schemas.microsoft.com/office/word/2015/wordml/symex" xmlns:wpg="http://schemas.microsoft.com/office/word/2010/wordprocessingGroup" xmlns:wpi="http://schemas.microsoft.com/office/word/2010/wordprocessingInk" xmlns:wne="http://schemas.microsoft.com/office/word/2006/wordml" xmlns:wps="http://schemas.microsoft.com/office/word/2010/wordprocessingShape" mc:Ignorable="w14 w15 w16se w16cid w16 w16cex w16sdtdh w16sdtfl w16du wp14">
   <w:endnote w:type="separator" w:id="-1">
     <w:p>
       <w:r>
@@ -10206,7 +12243,7 @@
 </file>
 
 <file path=word/footer1.xml><?xml version="1.0" encoding="utf-8"?>
-<w:ftr xmlns:wpc="http://schemas.microsoft.com/office/word/2010/wordprocessingCanvas" xmlns:cx="http://schemas.microsoft.com/office/drawing/2014/chartex" xmlns:cx1="http://schemas.microsoft.com/office/drawing/2015/9/8/chartex" xmlns:cx2="http://schemas.microsoft.com/office/drawing/2015/10/21/chartex" xmlns:cx3="http://schemas.microsoft.com/office/drawing/2016/5/9/chartex" xmlns:cx4="http://schemas.microsoft.com/office/drawing/2016/5/10/chartex" xmlns:cx5="http://schemas.microsoft.com/office/drawing/2016/5/11/chartex" xmlns:cx6="http://schemas.microsoft.com/office/drawing/2016/5/12/chartex" xmlns:cx7="http://schemas.microsoft.com/office/drawing/2016/5/13/chartex" xmlns:cx8="http://schemas.microsoft.com/office/drawing/2016/5/14/chartex" xmlns:mc="http://schemas.openxmlformats.org/markup-compatibility/2006" xmlns:aink="http://schemas.microsoft.com/office/drawing/2016/ink" xmlns:am3d="http://schemas.microsoft.com/office/drawing/2017/model3d" xmlns:o="urn:schemas-microsoft-com:office:office" xmlns:r="http://schemas.openxmlformats.org/officeDocument/2006/relationships" xmlns:m="http://schemas.openxmlformats.org/officeDocument/2006/math" xmlns:v="urn:schemas-microsoft-com:vml" xmlns:wp14="http://schemas.microsoft.com/office/word/2010/wordprocessingDrawing" xmlns:wp="http://schemas.openxmlformats.org/drawingml/2006/wordprocessingDrawing" xmlns:w10="urn:schemas-microsoft-com:office:word" xmlns:w="http://schemas.openxmlformats.org/wordprocessingml/2006/main" xmlns:w14="http://schemas.microsoft.com/office/word/2010/wordml" xmlns:w15="http://schemas.microsoft.com/office/word/2012/wordml" xmlns:w16cex="http://schemas.microsoft.com/office/word/2018/wordml/cex" xmlns:w16cid="http://schemas.microsoft.com/office/word/2016/wordml/cid" xmlns:w16="http://schemas.microsoft.com/office/word/2018/wordml" xmlns:w16sdtdh="http://schemas.microsoft.com/office/word/2020/wordml/sdtdatahash" xmlns:w16se="http://schemas.microsoft.com/office/word/2015/wordml/symex" xmlns:wpg="http://schemas.microsoft.com/office/word/2010/wordprocessingGroup" xmlns:wpi="http://schemas.microsoft.com/office/word/2010/wordprocessingInk" xmlns:wne="http://schemas.microsoft.com/office/word/2006/wordml" xmlns:wps="http://schemas.microsoft.com/office/word/2010/wordprocessingShape" mc:Ignorable="w14 w15 w16se w16cid w16 w16cex w16sdtdh wp14">
+<w:ftr xmlns:wpc="http://schemas.microsoft.com/office/word/2010/wordprocessingCanvas" xmlns:cx="http://schemas.microsoft.com/office/drawing/2014/chartex" xmlns:cx1="http://schemas.microsoft.com/office/drawing/2015/9/8/chartex" xmlns:cx2="http://schemas.microsoft.com/office/drawing/2015/10/21/chartex" xmlns:cx3="http://schemas.microsoft.com/office/drawing/2016/5/9/chartex" xmlns:cx4="http://schemas.microsoft.com/office/drawing/2016/5/10/chartex" xmlns:cx5="http://schemas.microsoft.com/office/drawing/2016/5/11/chartex" xmlns:cx6="http://schemas.microsoft.com/office/drawing/2016/5/12/chartex" xmlns:cx7="http://schemas.microsoft.com/office/drawing/2016/5/13/chartex" xmlns:cx8="http://schemas.microsoft.com/office/drawing/2016/5/14/chartex" xmlns:mc="http://schemas.openxmlformats.org/markup-compatibility/2006" xmlns:aink="http://schemas.microsoft.com/office/drawing/2016/ink" xmlns:am3d="http://schemas.microsoft.com/office/drawing/2017/model3d" xmlns:o="urn:schemas-microsoft-com:office:office" xmlns:oel="http://schemas.microsoft.com/office/2019/extlst" xmlns:r="http://schemas.openxmlformats.org/officeDocument/2006/relationships" xmlns:m="http://schemas.openxmlformats.org/officeDocument/2006/math" xmlns:v="urn:schemas-microsoft-com:vml" xmlns:wp14="http://schemas.microsoft.com/office/word/2010/wordprocessingDrawing" xmlns:wp="http://schemas.openxmlformats.org/drawingml/2006/wordprocessingDrawing" xmlns:w10="urn:schemas-microsoft-com:office:word" xmlns:w="http://schemas.openxmlformats.org/wordprocessingml/2006/main" xmlns:w14="http://schemas.microsoft.com/office/word/2010/wordml" xmlns:w15="http://schemas.microsoft.com/office/word/2012/wordml" xmlns:w16cex="http://schemas.microsoft.com/office/word/2018/wordml/cex" xmlns:w16cid="http://schemas.microsoft.com/office/word/2016/wordml/cid" xmlns:w16="http://schemas.microsoft.com/office/word/2018/wordml" xmlns:w16du="http://schemas.microsoft.com/office/word/2023/wordml/word16du" xmlns:w16sdtdh="http://schemas.microsoft.com/office/word/2020/wordml/sdtdatahash" xmlns:w16sdtfl="http://schemas.microsoft.com/office/word/2024/wordml/sdtformatlock" xmlns:w16se="http://schemas.microsoft.com/office/word/2015/wordml/symex" xmlns:wpg="http://schemas.microsoft.com/office/word/2010/wordprocessingGroup" xmlns:wpi="http://schemas.microsoft.com/office/word/2010/wordprocessingInk" xmlns:wne="http://schemas.microsoft.com/office/word/2006/wordml" xmlns:wps="http://schemas.microsoft.com/office/word/2010/wordprocessingShape" mc:Ignorable="w14 w15 w16se w16cid w16 w16cex w16sdtdh w16sdtfl w16du wp14">
   <w:p>
     <w:pPr>
       <w:pStyle w:val="a3"/>
@@ -10372,7 +12409,7 @@
 </file>
 
 <file path=word/footnotes.xml><?xml version="1.0" encoding="utf-8"?>
-<w:footnotes xmlns:wpc="http://schemas.microsoft.com/office/word/2010/wordprocessingCanvas" xmlns:cx="http://schemas.microsoft.com/office/drawing/2014/chartex" xmlns:cx1="http://schemas.microsoft.com/office/drawing/2015/9/8/chartex" xmlns:cx2="http://schemas.microsoft.com/office/drawing/2015/10/21/chartex" xmlns:cx3="http://schemas.microsoft.com/office/drawing/2016/5/9/chartex" xmlns:cx4="http://schemas.microsoft.com/office/drawing/2016/5/10/chartex" xmlns:cx5="http://schemas.microsoft.com/office/drawing/2016/5/11/chartex" xmlns:cx6="http://schemas.microsoft.com/office/drawing/2016/5/12/chartex" xmlns:cx7="http://schemas.microsoft.com/office/drawing/2016/5/13/chartex" xmlns:cx8="http://schemas.microsoft.com/office/drawing/2016/5/14/chartex" xmlns:mc="http://schemas.openxmlformats.org/markup-compatibility/2006" xmlns:aink="http://schemas.microsoft.com/office/drawing/2016/ink" xmlns:am3d="http://schemas.microsoft.com/office/drawing/2017/model3d" xmlns:o="urn:schemas-microsoft-com:office:office" xmlns:r="http://schemas.openxmlformats.org/officeDocument/2006/relationships" xmlns:m="http://schemas.openxmlformats.org/officeDocument/2006/math" xmlns:v="urn:schemas-microsoft-com:vml" xmlns:wp14="http://schemas.microsoft.com/office/word/2010/wordprocessingDrawing" xmlns:wp="http://schemas.openxmlformats.org/drawingml/2006/wordprocessingDrawing" xmlns:w10="urn:schemas-microsoft-com:office:word" xmlns:w="http://schemas.openxmlformats.org/wordprocessingml/2006/main" xmlns:w14="http://schemas.microsoft.com/office/word/2010/wordml" xmlns:w15="http://schemas.microsoft.com/office/word/2012/wordml" xmlns:w16cex="http://schemas.microsoft.com/office/word/2018/wordml/cex" xmlns:w16cid="http://schemas.microsoft.com/office/word/2016/wordml/cid" xmlns:w16="http://schemas.microsoft.com/office/word/2018/wordml" xmlns:w16sdtdh="http://schemas.microsoft.com/office/word/2020/wordml/sdtdatahash" xmlns:w16se="http://schemas.microsoft.com/office/word/2015/wordml/symex" xmlns:wpg="http://schemas.microsoft.com/office/word/2010/wordprocessingGroup" xmlns:wpi="http://schemas.microsoft.com/office/word/2010/wordprocessingInk" xmlns:wne="http://schemas.microsoft.com/office/word/2006/wordml" xmlns:wps="http://schemas.microsoft.com/office/word/2010/wordprocessingShape" mc:Ignorable="w14 w15 w16se w16cid w16 w16cex w16sdtdh wp14">
+<w:footnotes xmlns:wpc="http://schemas.microsoft.com/office/word/2010/wordprocessingCanvas" xmlns:cx="http://schemas.microsoft.com/office/drawing/2014/chartex" xmlns:cx1="http://schemas.microsoft.com/office/drawing/2015/9/8/chartex" xmlns:cx2="http://schemas.microsoft.com/office/drawing/2015/10/21/chartex" xmlns:cx3="http://schemas.microsoft.com/office/drawing/2016/5/9/chartex" xmlns:cx4="http://schemas.microsoft.com/office/drawing/2016/5/10/chartex" xmlns:cx5="http://schemas.microsoft.com/office/drawing/2016/5/11/chartex" xmlns:cx6="http://schemas.microsoft.com/office/drawing/2016/5/12/chartex" xmlns:cx7="http://schemas.microsoft.com/office/drawing/2016/5/13/chartex" xmlns:cx8="http://schemas.microsoft.com/office/drawing/2016/5/14/chartex" xmlns:mc="http://schemas.openxmlformats.org/markup-compatibility/2006" xmlns:aink="http://schemas.microsoft.com/office/drawing/2016/ink" xmlns:am3d="http://schemas.microsoft.com/office/drawing/2017/model3d" xmlns:o="urn:schemas-microsoft-com:office:office" xmlns:oel="http://schemas.microsoft.com/office/2019/extlst" xmlns:r="http://schemas.openxmlformats.org/officeDocument/2006/relationships" xmlns:m="http://schemas.openxmlformats.org/officeDocument/2006/math" xmlns:v="urn:schemas-microsoft-com:vml" xmlns:wp14="http://schemas.microsoft.com/office/word/2010/wordprocessingDrawing" xmlns:wp="http://schemas.openxmlformats.org/drawingml/2006/wordprocessingDrawing" xmlns:w10="urn:schemas-microsoft-com:office:word" xmlns:w="http://schemas.openxmlformats.org/wordprocessingml/2006/main" xmlns:w14="http://schemas.microsoft.com/office/word/2010/wordml" xmlns:w15="http://schemas.microsoft.com/office/word/2012/wordml" xmlns:w16cex="http://schemas.microsoft.com/office/word/2018/wordml/cex" xmlns:w16cid="http://schemas.microsoft.com/office/word/2016/wordml/cid" xmlns:w16="http://schemas.microsoft.com/office/word/2018/wordml" xmlns:w16du="http://schemas.microsoft.com/office/word/2023/wordml/word16du" xmlns:w16sdtdh="http://schemas.microsoft.com/office/word/2020/wordml/sdtdatahash" xmlns:w16sdtfl="http://schemas.microsoft.com/office/word/2024/wordml/sdtformatlock" xmlns:w16se="http://schemas.microsoft.com/office/word/2015/wordml/symex" xmlns:wpg="http://schemas.microsoft.com/office/word/2010/wordprocessingGroup" xmlns:wpi="http://schemas.microsoft.com/office/word/2010/wordprocessingInk" xmlns:wne="http://schemas.microsoft.com/office/word/2006/wordml" xmlns:wps="http://schemas.microsoft.com/office/word/2010/wordprocessingShape" mc:Ignorable="w14 w15 w16se w16cid w16 w16cex w16sdtdh w16sdtfl w16du wp14">
   <w:footnote w:type="separator" w:id="-1">
     <w:p>
       <w:r>
@@ -10391,7 +12428,7 @@
 </file>
 
 <file path=word/header1.xml><?xml version="1.0" encoding="utf-8"?>
-<w:hdr xmlns:wpc="http://schemas.microsoft.com/office/word/2010/wordprocessingCanvas" xmlns:cx="http://schemas.microsoft.com/office/drawing/2014/chartex" xmlns:cx1="http://schemas.microsoft.com/office/drawing/2015/9/8/chartex" xmlns:cx2="http://schemas.microsoft.com/office/drawing/2015/10/21/chartex" xmlns:cx3="http://schemas.microsoft.com/office/drawing/2016/5/9/chartex" xmlns:cx4="http://schemas.microsoft.com/office/drawing/2016/5/10/chartex" xmlns:cx5="http://schemas.microsoft.com/office/drawing/2016/5/11/chartex" xmlns:cx6="http://schemas.microsoft.com/office/drawing/2016/5/12/chartex" xmlns:cx7="http://schemas.microsoft.com/office/drawing/2016/5/13/chartex" xmlns:cx8="http://schemas.microsoft.com/office/drawing/2016/5/14/chartex" xmlns:mc="http://schemas.openxmlformats.org/markup-compatibility/2006" xmlns:aink="http://schemas.microsoft.com/office/drawing/2016/ink" xmlns:am3d="http://schemas.microsoft.com/office/drawing/2017/model3d" xmlns:o="urn:schemas-microsoft-com:office:office" xmlns:r="http://schemas.openxmlformats.org/officeDocument/2006/relationships" xmlns:m="http://schemas.openxmlformats.org/officeDocument/2006/math" xmlns:v="urn:schemas-microsoft-com:vml" xmlns:wp14="http://schemas.microsoft.com/office/word/2010/wordprocessingDrawing" xmlns:wp="http://schemas.openxmlformats.org/drawingml/2006/wordprocessingDrawing" xmlns:w10="urn:schemas-microsoft-com:office:word" xmlns:w="http://schemas.openxmlformats.org/wordprocessingml/2006/main" xmlns:w14="http://schemas.microsoft.com/office/word/2010/wordml" xmlns:w15="http://schemas.microsoft.com/office/word/2012/wordml" xmlns:w16cex="http://schemas.microsoft.com/office/word/2018/wordml/cex" xmlns:w16cid="http://schemas.microsoft.com/office/word/2016/wordml/cid" xmlns:w16="http://schemas.microsoft.com/office/word/2018/wordml" xmlns:w16sdtdh="http://schemas.microsoft.com/office/word/2020/wordml/sdtdatahash" xmlns:w16se="http://schemas.microsoft.com/office/word/2015/wordml/symex" xmlns:wpg="http://schemas.microsoft.com/office/word/2010/wordprocessingGroup" xmlns:wpi="http://schemas.microsoft.com/office/word/2010/wordprocessingInk" xmlns:wne="http://schemas.microsoft.com/office/word/2006/wordml" xmlns:wps="http://schemas.microsoft.com/office/word/2010/wordprocessingShape" mc:Ignorable="w14 w15 w16se w16cid w16 w16cex w16sdtdh wp14">
+<w:hdr xmlns:wpc="http://schemas.microsoft.com/office/word/2010/wordprocessingCanvas" xmlns:cx="http://schemas.microsoft.com/office/drawing/2014/chartex" xmlns:cx1="http://schemas.microsoft.com/office/drawing/2015/9/8/chartex" xmlns:cx2="http://schemas.microsoft.com/office/drawing/2015/10/21/chartex" xmlns:cx3="http://schemas.microsoft.com/office/drawing/2016/5/9/chartex" xmlns:cx4="http://schemas.microsoft.com/office/drawing/2016/5/10/chartex" xmlns:cx5="http://schemas.microsoft.com/office/drawing/2016/5/11/chartex" xmlns:cx6="http://schemas.microsoft.com/office/drawing/2016/5/12/chartex" xmlns:cx7="http://schemas.microsoft.com/office/drawing/2016/5/13/chartex" xmlns:cx8="http://schemas.microsoft.com/office/drawing/2016/5/14/chartex" xmlns:mc="http://schemas.openxmlformats.org/markup-compatibility/2006" xmlns:aink="http://schemas.microsoft.com/office/drawing/2016/ink" xmlns:am3d="http://schemas.microsoft.com/office/drawing/2017/model3d" xmlns:o="urn:schemas-microsoft-com:office:office" xmlns:oel="http://schemas.microsoft.com/office/2019/extlst" xmlns:r="http://schemas.openxmlformats.org/officeDocument/2006/relationships" xmlns:m="http://schemas.openxmlformats.org/officeDocument/2006/math" xmlns:v="urn:schemas-microsoft-com:vml" xmlns:wp14="http://schemas.microsoft.com/office/word/2010/wordprocessingDrawing" xmlns:wp="http://schemas.openxmlformats.org/drawingml/2006/wordprocessingDrawing" xmlns:w10="urn:schemas-microsoft-com:office:word" xmlns:w="http://schemas.openxmlformats.org/wordprocessingml/2006/main" xmlns:w14="http://schemas.microsoft.com/office/word/2010/wordml" xmlns:w15="http://schemas.microsoft.com/office/word/2012/wordml" xmlns:w16cex="http://schemas.microsoft.com/office/word/2018/wordml/cex" xmlns:w16cid="http://schemas.microsoft.com/office/word/2016/wordml/cid" xmlns:w16="http://schemas.microsoft.com/office/word/2018/wordml" xmlns:w16du="http://schemas.microsoft.com/office/word/2023/wordml/word16du" xmlns:w16sdtdh="http://schemas.microsoft.com/office/word/2020/wordml/sdtdatahash" xmlns:w16sdtfl="http://schemas.microsoft.com/office/word/2024/wordml/sdtformatlock" xmlns:w16se="http://schemas.microsoft.com/office/word/2015/wordml/symex" xmlns:wpg="http://schemas.microsoft.com/office/word/2010/wordprocessingGroup" xmlns:wpi="http://schemas.microsoft.com/office/word/2010/wordprocessingInk" xmlns:wne="http://schemas.microsoft.com/office/word/2006/wordml" xmlns:wps="http://schemas.microsoft.com/office/word/2010/wordprocessingShape" mc:Ignorable="w14 w15 w16se w16cid w16 w16cex w16sdtdh w16sdtfl w16du wp14">
   <w:p>
     <w:pPr>
       <w:pStyle w:val="a3"/>
@@ -10413,7 +12450,7 @@
           <wp:extent cx="1752599" cy="304800"/>
           <wp:effectExtent l="0" t="0" r="0" b="0"/>
           <wp:wrapNone/>
-          <wp:docPr id="3" name="Image 3"/>
+          <wp:docPr id="1084786894" name="Image 3"/>
           <wp:cNvGraphicFramePr>
             <a:graphicFrameLocks xmlns:a="http://schemas.openxmlformats.org/drawingml/2006/main"/>
           </wp:cNvGraphicFramePr>
@@ -10450,7 +12487,7 @@
 </file>
 
 <file path=word/styles.xml><?xml version="1.0" encoding="utf-8"?>
-<w:styles xmlns:mc="http://schemas.openxmlformats.org/markup-compatibility/2006" xmlns:r="http://schemas.openxmlformats.org/officeDocument/2006/relationships" xmlns:w="http://schemas.openxmlformats.org/wordprocessingml/2006/main" xmlns:w14="http://schemas.microsoft.com/office/word/2010/wordml" xmlns:w15="http://schemas.microsoft.com/office/word/2012/wordml" xmlns:w16cex="http://schemas.microsoft.com/office/word/2018/wordml/cex" xmlns:w16cid="http://schemas.microsoft.com/office/word/2016/wordml/cid" xmlns:w16="http://schemas.microsoft.com/office/word/2018/wordml" xmlns:w16sdtdh="http://schemas.microsoft.com/office/word/2020/wordml/sdtdatahash" xmlns:w16se="http://schemas.microsoft.com/office/word/2015/wordml/symex" mc:Ignorable="w14 w15 w16se w16cid w16 w16cex w16sdtdh">
+<w:styles xmlns:mc="http://schemas.openxmlformats.org/markup-compatibility/2006" xmlns:r="http://schemas.openxmlformats.org/officeDocument/2006/relationships" xmlns:w="http://schemas.openxmlformats.org/wordprocessingml/2006/main" xmlns:w14="http://schemas.microsoft.com/office/word/2010/wordml" xmlns:w15="http://schemas.microsoft.com/office/word/2012/wordml" xmlns:w16cex="http://schemas.microsoft.com/office/word/2018/wordml/cex" xmlns:w16cid="http://schemas.microsoft.com/office/word/2016/wordml/cid" xmlns:w16="http://schemas.microsoft.com/office/word/2018/wordml" xmlns:w16du="http://schemas.microsoft.com/office/word/2023/wordml/word16du" xmlns:w16sdtdh="http://schemas.microsoft.com/office/word/2020/wordml/sdtdatahash" xmlns:w16sdtfl="http://schemas.microsoft.com/office/word/2024/wordml/sdtformatlock" xmlns:w16se="http://schemas.microsoft.com/office/word/2015/wordml/symex" mc:Ignorable="w14 w15 w16se w16cid w16 w16cex w16sdtdh w16sdtfl w16du">
   <w:docDefaults>
     <w:rPrDefault>
       <w:rPr>
